--- a/WEEK 2/26MML0031_WEEK2_PRACTICE.docx
+++ b/WEEK 2/26MML0031_WEEK2_PRACTICE.docx
@@ -126,25 +126,7 @@
                 <w:sz w:val="24"/>
                 <w:szCs w:val="24"/>
               </w:rPr>
-              <w:t xml:space="preserve">Data Cleaning and Preprocessing with Pandas: Create a </w:t>
-            </w:r>
-            <w:proofErr w:type="spellStart"/>
-            <w:r>
-              <w:rPr>
-                <w:rFonts w:ascii="Times New Roman" w:eastAsia="Times New Roman" w:hAnsi="Times New Roman" w:cs="Times New Roman"/>
-                <w:sz w:val="24"/>
-                <w:szCs w:val="24"/>
-              </w:rPr>
-              <w:t>DataFrame</w:t>
-            </w:r>
-            <w:proofErr w:type="spellEnd"/>
-            <w:r>
-              <w:rPr>
-                <w:rFonts w:ascii="Times New Roman" w:eastAsia="Times New Roman" w:hAnsi="Times New Roman" w:cs="Times New Roman"/>
-                <w:sz w:val="24"/>
-                <w:szCs w:val="24"/>
-              </w:rPr>
-              <w:t xml:space="preserve"> with some missing values in columns Name, Age, and City. Perform the following operations: fill missing values in the Age column with the mean age, drop rows where Name or City is missing, and convert the Age column to integer type. Finally, normalize the Age column using min-max scaling.</w:t>
+              <w:t>Data Cleaning and Preprocessing with Pandas: Create a DataFrame with some missing values in columns Name, Age, and City. Perform the following operations: fill missing values in the Age column with the mean age, drop rows where Name or City is missing, and convert the Age column to integer type. Finally, normalize the Age column using min-max scaling.</w:t>
             </w:r>
           </w:p>
         </w:tc>
@@ -204,25 +186,7 @@
                 <w:sz w:val="24"/>
                 <w:szCs w:val="24"/>
               </w:rPr>
-              <w:t xml:space="preserve">To understand how to create a Pandas </w:t>
-            </w:r>
-            <w:proofErr w:type="spellStart"/>
-            <w:r>
-              <w:rPr>
-                <w:rFonts w:ascii="Times New Roman" w:eastAsia="Times New Roman" w:hAnsi="Times New Roman" w:cs="Times New Roman"/>
-                <w:sz w:val="24"/>
-                <w:szCs w:val="24"/>
-              </w:rPr>
-              <w:t>DataFrame</w:t>
-            </w:r>
-            <w:proofErr w:type="spellEnd"/>
-            <w:r>
-              <w:rPr>
-                <w:rFonts w:ascii="Times New Roman" w:eastAsia="Times New Roman" w:hAnsi="Times New Roman" w:cs="Times New Roman"/>
-                <w:sz w:val="24"/>
-                <w:szCs w:val="24"/>
-              </w:rPr>
-              <w:t xml:space="preserve"> containing missing values. </w:t>
+              <w:t xml:space="preserve">To understand how to create a Pandas DataFrame containing missing values. </w:t>
             </w:r>
           </w:p>
           <w:p>
@@ -246,7 +210,6 @@
               </w:rPr>
               <w:t xml:space="preserve">To learn how to identify and handle missing data using the </w:t>
             </w:r>
-            <w:proofErr w:type="spellStart"/>
             <w:proofErr w:type="gramStart"/>
             <w:r>
               <w:rPr>
@@ -254,16 +217,7 @@
                 <w:sz w:val="20"/>
                 <w:szCs w:val="20"/>
               </w:rPr>
-              <w:t>fillna</w:t>
-            </w:r>
-            <w:proofErr w:type="spellEnd"/>
-            <w:r>
-              <w:rPr>
-                <w:rFonts w:ascii="Times New Roman" w:eastAsia="Times New Roman" w:hAnsi="Times New Roman" w:cs="Times New Roman"/>
-                <w:sz w:val="20"/>
-                <w:szCs w:val="20"/>
-              </w:rPr>
-              <w:t>(</w:t>
+              <w:t>fillna(</w:t>
             </w:r>
             <w:proofErr w:type="gramEnd"/>
             <w:r>
@@ -304,7 +258,6 @@
               </w:rPr>
               <w:t xml:space="preserve">To remove incomplete records using the </w:t>
             </w:r>
-            <w:proofErr w:type="spellStart"/>
             <w:proofErr w:type="gramStart"/>
             <w:r>
               <w:rPr>
@@ -312,16 +265,7 @@
                 <w:sz w:val="20"/>
                 <w:szCs w:val="20"/>
               </w:rPr>
-              <w:t>dropna</w:t>
-            </w:r>
-            <w:proofErr w:type="spellEnd"/>
-            <w:r>
-              <w:rPr>
-                <w:rFonts w:ascii="Times New Roman" w:eastAsia="Times New Roman" w:hAnsi="Times New Roman" w:cs="Times New Roman"/>
-                <w:sz w:val="20"/>
-                <w:szCs w:val="20"/>
-              </w:rPr>
-              <w:t>(</w:t>
+              <w:t>dropna(</w:t>
             </w:r>
             <w:proofErr w:type="gramEnd"/>
             <w:r>
@@ -360,27 +304,8 @@
                 <w:sz w:val="24"/>
                 <w:szCs w:val="24"/>
               </w:rPr>
-              <w:t xml:space="preserve">To convert a </w:t>
-            </w:r>
-            <w:proofErr w:type="spellStart"/>
-            <w:r>
-              <w:rPr>
-                <w:rFonts w:ascii="Times New Roman" w:eastAsia="Times New Roman" w:hAnsi="Times New Roman" w:cs="Times New Roman"/>
-                <w:sz w:val="24"/>
-                <w:szCs w:val="24"/>
-              </w:rPr>
-              <w:t>DataFrame</w:t>
-            </w:r>
-            <w:proofErr w:type="spellEnd"/>
-            <w:r>
-              <w:rPr>
-                <w:rFonts w:ascii="Times New Roman" w:eastAsia="Times New Roman" w:hAnsi="Times New Roman" w:cs="Times New Roman"/>
-                <w:sz w:val="24"/>
-                <w:szCs w:val="24"/>
-              </w:rPr>
-              <w:t xml:space="preserve"> column to the required data type using the </w:t>
-            </w:r>
-            <w:proofErr w:type="spellStart"/>
+              <w:t xml:space="preserve">To convert a DataFrame column to the required data type using the </w:t>
+            </w:r>
             <w:proofErr w:type="gramStart"/>
             <w:r>
               <w:rPr>
@@ -388,16 +313,7 @@
                 <w:sz w:val="20"/>
                 <w:szCs w:val="20"/>
               </w:rPr>
-              <w:t>astype</w:t>
-            </w:r>
-            <w:proofErr w:type="spellEnd"/>
-            <w:r>
-              <w:rPr>
-                <w:rFonts w:ascii="Times New Roman" w:eastAsia="Times New Roman" w:hAnsi="Times New Roman" w:cs="Times New Roman"/>
-                <w:sz w:val="20"/>
-                <w:szCs w:val="20"/>
-              </w:rPr>
-              <w:t>(</w:t>
+              <w:t>astype(</w:t>
             </w:r>
             <w:proofErr w:type="gramEnd"/>
             <w:r>
@@ -729,7 +645,6 @@
                       <w:szCs w:val="24"/>
                     </w:rPr>
                   </w:pPr>
-                  <w:proofErr w:type="spellStart"/>
                   <w:r>
                     <w:rPr>
                       <w:rFonts w:ascii="Times New Roman" w:eastAsia="Times New Roman" w:hAnsi="Times New Roman" w:cs="Times New Roman"/>
@@ -738,7 +653,6 @@
                     </w:rPr>
                     <w:t>np.nan</w:t>
                   </w:r>
-                  <w:proofErr w:type="spellEnd"/>
                 </w:p>
               </w:tc>
               <w:tc>
@@ -768,7 +682,6 @@
                       <w:szCs w:val="24"/>
                     </w:rPr>
                   </w:pPr>
-                  <w:proofErr w:type="spellStart"/>
                   <w:r>
                     <w:rPr>
                       <w:rFonts w:ascii="Times New Roman" w:eastAsia="Times New Roman" w:hAnsi="Times New Roman" w:cs="Times New Roman"/>
@@ -777,7 +690,6 @@
                     </w:rPr>
                     <w:t>np.nan</w:t>
                   </w:r>
-                  <w:proofErr w:type="spellEnd"/>
                 </w:p>
               </w:tc>
             </w:tr>
@@ -1075,7 +987,6 @@
                       <w:szCs w:val="24"/>
                     </w:rPr>
                   </w:pPr>
-                  <w:proofErr w:type="spellStart"/>
                   <w:r>
                     <w:rPr>
                       <w:rFonts w:ascii="Times New Roman" w:eastAsia="Times New Roman" w:hAnsi="Times New Roman" w:cs="Times New Roman"/>
@@ -1084,7 +995,6 @@
                     </w:rPr>
                     <w:t>np.nan</w:t>
                   </w:r>
-                  <w:proofErr w:type="spellEnd"/>
                 </w:p>
               </w:tc>
               <w:tc>
@@ -1114,7 +1024,6 @@
                       <w:szCs w:val="24"/>
                     </w:rPr>
                   </w:pPr>
-                  <w:proofErr w:type="spellStart"/>
                   <w:r>
                     <w:rPr>
                       <w:rFonts w:ascii="Times New Roman" w:eastAsia="Times New Roman" w:hAnsi="Times New Roman" w:cs="Times New Roman"/>
@@ -1123,7 +1032,6 @@
                     </w:rPr>
                     <w:t>np.nan</w:t>
                   </w:r>
-                  <w:proofErr w:type="spellEnd"/>
                 </w:p>
               </w:tc>
             </w:tr>
@@ -1418,7 +1326,6 @@
                       <w:szCs w:val="24"/>
                     </w:rPr>
                   </w:pPr>
-                  <w:proofErr w:type="spellStart"/>
                   <w:r>
                     <w:rPr>
                       <w:rFonts w:ascii="Times New Roman" w:eastAsia="Times New Roman" w:hAnsi="Times New Roman" w:cs="Times New Roman"/>
@@ -1427,7 +1334,6 @@
                     </w:rPr>
                     <w:t>np.nan</w:t>
                   </w:r>
-                  <w:proofErr w:type="spellEnd"/>
                 </w:p>
               </w:tc>
               <w:tc>
@@ -1457,7 +1363,6 @@
                       <w:szCs w:val="24"/>
                     </w:rPr>
                   </w:pPr>
-                  <w:proofErr w:type="spellStart"/>
                   <w:r>
                     <w:rPr>
                       <w:rFonts w:ascii="Times New Roman" w:eastAsia="Times New Roman" w:hAnsi="Times New Roman" w:cs="Times New Roman"/>
@@ -1466,7 +1371,6 @@
                     </w:rPr>
                     <w:t>np.nan</w:t>
                   </w:r>
-                  <w:proofErr w:type="spellEnd"/>
                 </w:p>
               </w:tc>
             </w:tr>
@@ -1498,7 +1402,6 @@
                       <w:szCs w:val="24"/>
                     </w:rPr>
                   </w:pPr>
-                  <w:proofErr w:type="spellStart"/>
                   <w:r>
                     <w:rPr>
                       <w:rFonts w:ascii="Times New Roman" w:eastAsia="Times New Roman" w:hAnsi="Times New Roman" w:cs="Times New Roman"/>
@@ -1507,7 +1410,6 @@
                     </w:rPr>
                     <w:t>np.nan</w:t>
                   </w:r>
-                  <w:proofErr w:type="spellEnd"/>
                 </w:p>
               </w:tc>
               <w:tc>
@@ -1613,7 +1515,6 @@
                       <w:szCs w:val="24"/>
                     </w:rPr>
                   </w:pPr>
-                  <w:proofErr w:type="spellStart"/>
                   <w:r>
                     <w:rPr>
                       <w:rFonts w:ascii="Times New Roman" w:eastAsia="Times New Roman" w:hAnsi="Times New Roman" w:cs="Times New Roman"/>
@@ -1622,7 +1523,6 @@
                     </w:rPr>
                     <w:t>np.nan</w:t>
                   </w:r>
-                  <w:proofErr w:type="spellEnd"/>
                 </w:p>
               </w:tc>
               <w:tc>
@@ -1896,7 +1796,6 @@
             <w:vAlign w:val="center"/>
           </w:tcPr>
           <w:p>
-            <w:proofErr w:type="spellStart"/>
             <w:proofErr w:type="gramStart"/>
             <w:r>
               <w:rPr>
@@ -1904,16 +1803,7 @@
                 <w:sz w:val="24"/>
                 <w:szCs w:val="24"/>
               </w:rPr>
-              <w:t>DataFrame</w:t>
-            </w:r>
-            <w:proofErr w:type="spellEnd"/>
-            <w:r>
-              <w:rPr>
-                <w:rFonts w:ascii="Times New Roman" w:eastAsia="Times New Roman" w:hAnsi="Times New Roman" w:cs="Times New Roman"/>
-                <w:sz w:val="24"/>
-                <w:szCs w:val="24"/>
-              </w:rPr>
-              <w:t>(</w:t>
+              <w:t>DataFrame(</w:t>
             </w:r>
             <w:proofErr w:type="gramEnd"/>
             <w:r>
@@ -1969,25 +1859,7 @@
                 <w:sz w:val="24"/>
                 <w:szCs w:val="24"/>
               </w:rPr>
-              <w:t xml:space="preserve">Creates a </w:t>
-            </w:r>
-            <w:proofErr w:type="spellStart"/>
-            <w:r>
-              <w:rPr>
-                <w:rFonts w:ascii="Times New Roman" w:eastAsia="Times New Roman" w:hAnsi="Times New Roman" w:cs="Times New Roman"/>
-                <w:sz w:val="24"/>
-                <w:szCs w:val="24"/>
-              </w:rPr>
-              <w:t>DataFrame</w:t>
-            </w:r>
-            <w:proofErr w:type="spellEnd"/>
-            <w:r>
-              <w:rPr>
-                <w:rFonts w:ascii="Times New Roman" w:eastAsia="Times New Roman" w:hAnsi="Times New Roman" w:cs="Times New Roman"/>
-                <w:sz w:val="24"/>
-                <w:szCs w:val="24"/>
-              </w:rPr>
-              <w:t xml:space="preserve"> from structured</w:t>
+              <w:t>Creates a DataFrame from structured</w:t>
             </w:r>
           </w:p>
           <w:p>
@@ -2165,7 +2037,6 @@
             <w:vAlign w:val="center"/>
           </w:tcPr>
           <w:p>
-            <w:proofErr w:type="spellStart"/>
             <w:proofErr w:type="gramStart"/>
             <w:r>
               <w:rPr>
@@ -2173,16 +2044,7 @@
                 <w:sz w:val="24"/>
                 <w:szCs w:val="24"/>
               </w:rPr>
-              <w:t>fillna</w:t>
-            </w:r>
-            <w:proofErr w:type="spellEnd"/>
-            <w:r>
-              <w:rPr>
-                <w:rFonts w:ascii="Times New Roman" w:eastAsia="Times New Roman" w:hAnsi="Times New Roman" w:cs="Times New Roman"/>
-                <w:sz w:val="24"/>
-                <w:szCs w:val="24"/>
-              </w:rPr>
-              <w:t>(</w:t>
+              <w:t>fillna(</w:t>
             </w:r>
             <w:proofErr w:type="gramEnd"/>
             <w:r>
@@ -2279,7 +2141,6 @@
             <w:shd w:val="clear" w:color="auto" w:fill="E2EFD9" w:themeFill="accent6" w:themeFillTint="33"/>
           </w:tcPr>
           <w:p>
-            <w:proofErr w:type="spellStart"/>
             <w:proofErr w:type="gramStart"/>
             <w:r>
               <w:rPr>
@@ -2287,16 +2148,7 @@
                 <w:sz w:val="24"/>
                 <w:szCs w:val="24"/>
               </w:rPr>
-              <w:t>dropna</w:t>
-            </w:r>
-            <w:proofErr w:type="spellEnd"/>
-            <w:r>
-              <w:rPr>
-                <w:rFonts w:ascii="Times New Roman" w:eastAsia="Times New Roman" w:hAnsi="Times New Roman" w:cs="Times New Roman"/>
-                <w:sz w:val="24"/>
-                <w:szCs w:val="24"/>
-              </w:rPr>
-              <w:t>(</w:t>
+              <w:t>dropna(</w:t>
             </w:r>
             <w:proofErr w:type="gramEnd"/>
             <w:r>
@@ -3630,23 +3482,7 @@
                       <w:rFonts w:ascii="Times New Roman" w:hAnsi="Times New Roman"/>
                       <w:sz w:val="19"/>
                     </w:rPr>
-                    <w:t xml:space="preserve">Figure 2.1 displays the original DataFrame created from the student dictionary. It contains the columns </w:t>
-                  </w:r>
-                  <w:proofErr w:type="spellStart"/>
-                  <w:r>
-                    <w:rPr>
-                      <w:rFonts w:ascii="Times New Roman" w:hAnsi="Times New Roman"/>
-                      <w:sz w:val="19"/>
-                    </w:rPr>
-                    <w:t>StudentID</w:t>
-                  </w:r>
-                  <w:proofErr w:type="spellEnd"/>
-                  <w:r>
-                    <w:rPr>
-                      <w:rFonts w:ascii="Times New Roman" w:hAnsi="Times New Roman"/>
-                      <w:sz w:val="19"/>
-                    </w:rPr>
-                    <w:t xml:space="preserve">, Name, and Marks for five students. The </w:t>
+                    <w:t xml:space="preserve">Figure 2.1 displays the original DataFrame created from the student dictionary. It contains the columns StudentID, Name, and Marks for five students. The </w:t>
                   </w:r>
                   <w:proofErr w:type="gramStart"/>
                   <w:r>
@@ -3697,63 +3533,15 @@
                       <w:rFonts w:ascii="Times New Roman" w:hAnsi="Times New Roman"/>
                       <w:sz w:val="19"/>
                     </w:rPr>
-                    <w:t xml:space="preserve">Figure 2.2 shows only the Name and Marks columns selected from    the original </w:t>
+                    <w:t xml:space="preserve">Figure 2.2 shows only the Name and Marks columns selected from    the original DataFrame. This demonstrates column </w:t>
                   </w:r>
-                  <w:proofErr w:type="spellStart"/>
                   <w:r>
                     <w:rPr>
                       <w:rFonts w:ascii="Times New Roman" w:hAnsi="Times New Roman"/>
                       <w:sz w:val="19"/>
                     </w:rPr>
-                    <w:t>DataFrame</w:t>
-                  </w:r>
-                  <w:proofErr w:type="spellEnd"/>
-                  <w:r>
-                    <w:rPr>
-                      <w:rFonts w:ascii="Times New Roman" w:hAnsi="Times New Roman"/>
-                      <w:sz w:val="19"/>
-                    </w:rPr>
-                    <w:t xml:space="preserve">. This demonstrates column </w:t>
-                  </w:r>
-                  <w:r>
-                    <w:rPr>
-                      <w:rFonts w:ascii="Times New Roman" w:hAnsi="Times New Roman"/>
-                      <w:sz w:val="19"/>
-                    </w:rPr>
                     <w:br/>
-                    <w:t xml:space="preserve">            selection and allows the analysis to focus on the           st u d   student names and their corresponding marks without    d        </w:t>
-                  </w:r>
-                  <w:proofErr w:type="spellStart"/>
-                  <w:r>
-                    <w:rPr>
-                      <w:rFonts w:ascii="Times New Roman" w:hAnsi="Times New Roman"/>
-                      <w:sz w:val="19"/>
-                    </w:rPr>
-                    <w:t>i</w:t>
-                  </w:r>
-                  <w:proofErr w:type="spellEnd"/>
-                  <w:r>
-                    <w:rPr>
-                      <w:rFonts w:ascii="Times New Roman" w:hAnsi="Times New Roman"/>
-                      <w:sz w:val="19"/>
-                    </w:rPr>
-                    <w:t xml:space="preserve"> Displaying </w:t>
-                  </w:r>
-                  <w:proofErr w:type="spellStart"/>
-                  <w:r>
-                    <w:rPr>
-                      <w:rFonts w:ascii="Times New Roman" w:hAnsi="Times New Roman"/>
-                      <w:sz w:val="19"/>
-                    </w:rPr>
-                    <w:t>StudentID</w:t>
-                  </w:r>
-                  <w:proofErr w:type="spellEnd"/>
-                  <w:r>
-                    <w:rPr>
-                      <w:rFonts w:ascii="Times New Roman" w:hAnsi="Times New Roman"/>
-                      <w:sz w:val="19"/>
-                    </w:rPr>
-                    <w:t>.</w:t>
+                    <w:t xml:space="preserve">            selection and allows the analysis to focus on the           st u d   student names and their corresponding marks without    d        i Displaying StudentID.</w:t>
                   </w:r>
                 </w:p>
               </w:tc>
@@ -4133,23 +3921,7 @@
                       <w:rFonts w:ascii="Times New Roman" w:hAnsi="Times New Roman"/>
                       <w:sz w:val="19"/>
                     </w:rPr>
-                    <w:t xml:space="preserve">condition </w:t>
-                  </w:r>
-                  <w:proofErr w:type="spellStart"/>
-                  <w:r>
-                    <w:rPr>
-                      <w:rFonts w:ascii="Times New Roman" w:hAnsi="Times New Roman"/>
-                      <w:sz w:val="19"/>
-                    </w:rPr>
-                    <w:t>dataFrame</w:t>
-                  </w:r>
-                  <w:proofErr w:type="spellEnd"/>
-                  <w:r>
-                    <w:rPr>
-                      <w:rFonts w:ascii="Times New Roman" w:hAnsi="Times New Roman"/>
-                      <w:sz w:val="19"/>
-                    </w:rPr>
-                    <w:t xml:space="preserve">["Marks"] &gt; 70 retains John, </w:t>
+                    <w:t xml:space="preserve">condition dataFrame["Marks"] &gt; 70 retains John, </w:t>
                   </w:r>
                 </w:p>
                 <w:p>
@@ -4894,23 +4666,7 @@
                 <w:rFonts w:ascii="Times New Roman" w:hAnsi="Times New Roman"/>
                 <w:sz w:val="20"/>
               </w:rPr>
-              <w:t xml:space="preserve">4. Python Program (Google </w:t>
-            </w:r>
-            <w:proofErr w:type="spellStart"/>
-            <w:r>
-              <w:rPr>
-                <w:rFonts w:ascii="Times New Roman" w:hAnsi="Times New Roman"/>
-                <w:sz w:val="20"/>
-              </w:rPr>
-              <w:t>Colab</w:t>
-            </w:r>
-            <w:proofErr w:type="spellEnd"/>
-            <w:r>
-              <w:rPr>
-                <w:rFonts w:ascii="Times New Roman" w:hAnsi="Times New Roman"/>
-                <w:sz w:val="20"/>
-              </w:rPr>
-              <w:t xml:space="preserve"> Link)</w:t>
+              <w:t>4. Python Program (Google Colab Link)</w:t>
             </w:r>
           </w:p>
           <w:p>
@@ -4985,8 +4741,12 @@
       </w:pPr>
     </w:p>
     <w:sectPr>
-      <w:headerReference w:type="default" r:id="rId18"/>
-      <w:footerReference w:type="default" r:id="rId19"/>
+      <w:headerReference w:type="even" r:id="rId18"/>
+      <w:headerReference w:type="default" r:id="rId19"/>
+      <w:footerReference w:type="even" r:id="rId20"/>
+      <w:footerReference w:type="default" r:id="rId21"/>
+      <w:headerReference w:type="first" r:id="rId22"/>
+      <w:footerReference w:type="first" r:id="rId23"/>
       <w:pgSz w:w="11906" w:h="16838"/>
       <w:pgMar w:top="1440" w:right="1440" w:bottom="1440" w:left="1440" w:header="708" w:footer="708" w:gutter="0"/>
       <w:pgBorders w:offsetFrom="page">
@@ -5032,6 +4792,16 @@
   <w:p>
     <w:pPr>
       <w:pStyle w:val="Footer"/>
+    </w:pPr>
+  </w:p>
+</w:ftr>
+</file>
+
+<file path=word/footer2.xml><?xml version="1.0" encoding="utf-8"?>
+<w:ftr xmlns:wpc="http://schemas.microsoft.com/office/word/2010/wordprocessingCanvas" xmlns:cx="http://schemas.microsoft.com/office/drawing/2014/chartex" xmlns:cx1="http://schemas.microsoft.com/office/drawing/2015/9/8/chartex" xmlns:cx2="http://schemas.microsoft.com/office/drawing/2015/10/21/chartex" xmlns:cx3="http://schemas.microsoft.com/office/drawing/2016/5/9/chartex" xmlns:cx4="http://schemas.microsoft.com/office/drawing/2016/5/10/chartex" xmlns:cx5="http://schemas.microsoft.com/office/drawing/2016/5/11/chartex" xmlns:cx6="http://schemas.microsoft.com/office/drawing/2016/5/12/chartex" xmlns:cx7="http://schemas.microsoft.com/office/drawing/2016/5/13/chartex" xmlns:cx8="http://schemas.microsoft.com/office/drawing/2016/5/14/chartex" xmlns:mc="http://schemas.openxmlformats.org/markup-compatibility/2006" xmlns:aink="http://schemas.microsoft.com/office/drawing/2016/ink" xmlns:am3d="http://schemas.microsoft.com/office/drawing/2017/model3d" xmlns:o="urn:schemas-microsoft-com:office:office" xmlns:oel="http://schemas.microsoft.com/office/2019/extlst" xmlns:r="http://schemas.openxmlformats.org/officeDocument/2006/relationships" xmlns:m="http://schemas.openxmlformats.org/officeDocument/2006/math" xmlns:v="urn:schemas-microsoft-com:vml" xmlns:wp14="http://schemas.microsoft.com/office/word/2010/wordprocessingDrawing" xmlns:wp="http://schemas.openxmlformats.org/drawingml/2006/wordprocessingDrawing" xmlns:w10="urn:schemas-microsoft-com:office:word" xmlns:w="http://schemas.openxmlformats.org/wordprocessingml/2006/main" xmlns:w14="http://schemas.microsoft.com/office/word/2010/wordml" xmlns:w15="http://schemas.microsoft.com/office/word/2012/wordml" xmlns:w16cex="http://schemas.microsoft.com/office/word/2018/wordml/cex" xmlns:w16cid="http://schemas.microsoft.com/office/word/2016/wordml/cid" xmlns:w16="http://schemas.microsoft.com/office/word/2018/wordml" xmlns:w16du="http://schemas.microsoft.com/office/word/2023/wordml/word16du" xmlns:w16sdtdh="http://schemas.microsoft.com/office/word/2020/wordml/sdtdatahash" xmlns:w16sdtfl="http://schemas.microsoft.com/office/word/2024/wordml/sdtformatlock" xmlns:w16se="http://schemas.microsoft.com/office/word/2015/wordml/symex" xmlns:wpg="http://schemas.microsoft.com/office/word/2010/wordprocessingGroup" xmlns:wpi="http://schemas.microsoft.com/office/word/2010/wordprocessingInk" xmlns:wne="http://schemas.microsoft.com/office/word/2006/wordml" xmlns:wps="http://schemas.microsoft.com/office/word/2010/wordprocessingShape" mc:Ignorable="w14 w15 w16se w16cid w16 w16cex w16sdtdh w16sdtfl w16du wp14">
+  <w:p>
+    <w:pPr>
+      <w:pStyle w:val="Footer"/>
       <w:rPr>
         <w:lang w:val="en-US"/>
       </w:rPr>
@@ -5064,16 +4834,8 @@
       <w:rPr>
         <w:lang w:val="en-US"/>
       </w:rPr>
-      <w:t xml:space="preserve"> Makada Hasnain </w:t>
+      <w:t xml:space="preserve"> Makada Hasnain Husainbhai</w:t>
     </w:r>
-    <w:proofErr w:type="spellStart"/>
-    <w:r>
-      <w:rPr>
-        <w:lang w:val="en-US"/>
-      </w:rPr>
-      <w:t>Husainbhai</w:t>
-    </w:r>
-    <w:proofErr w:type="spellEnd"/>
   </w:p>
   <w:p>
     <w:pPr>
@@ -5188,6 +4950,16 @@
 </w:ftr>
 </file>
 
+<file path=word/footer3.xml><?xml version="1.0" encoding="utf-8"?>
+<w:ftr xmlns:wpc="http://schemas.microsoft.com/office/word/2010/wordprocessingCanvas" xmlns:cx="http://schemas.microsoft.com/office/drawing/2014/chartex" xmlns:cx1="http://schemas.microsoft.com/office/drawing/2015/9/8/chartex" xmlns:cx2="http://schemas.microsoft.com/office/drawing/2015/10/21/chartex" xmlns:cx3="http://schemas.microsoft.com/office/drawing/2016/5/9/chartex" xmlns:cx4="http://schemas.microsoft.com/office/drawing/2016/5/10/chartex" xmlns:cx5="http://schemas.microsoft.com/office/drawing/2016/5/11/chartex" xmlns:cx6="http://schemas.microsoft.com/office/drawing/2016/5/12/chartex" xmlns:cx7="http://schemas.microsoft.com/office/drawing/2016/5/13/chartex" xmlns:cx8="http://schemas.microsoft.com/office/drawing/2016/5/14/chartex" xmlns:mc="http://schemas.openxmlformats.org/markup-compatibility/2006" xmlns:aink="http://schemas.microsoft.com/office/drawing/2016/ink" xmlns:am3d="http://schemas.microsoft.com/office/drawing/2017/model3d" xmlns:o="urn:schemas-microsoft-com:office:office" xmlns:oel="http://schemas.microsoft.com/office/2019/extlst" xmlns:r="http://schemas.openxmlformats.org/officeDocument/2006/relationships" xmlns:m="http://schemas.openxmlformats.org/officeDocument/2006/math" xmlns:v="urn:schemas-microsoft-com:vml" xmlns:wp14="http://schemas.microsoft.com/office/word/2010/wordprocessingDrawing" xmlns:wp="http://schemas.openxmlformats.org/drawingml/2006/wordprocessingDrawing" xmlns:w10="urn:schemas-microsoft-com:office:word" xmlns:w="http://schemas.openxmlformats.org/wordprocessingml/2006/main" xmlns:w14="http://schemas.microsoft.com/office/word/2010/wordml" xmlns:w15="http://schemas.microsoft.com/office/word/2012/wordml" xmlns:w16cex="http://schemas.microsoft.com/office/word/2018/wordml/cex" xmlns:w16cid="http://schemas.microsoft.com/office/word/2016/wordml/cid" xmlns:w16="http://schemas.microsoft.com/office/word/2018/wordml" xmlns:w16du="http://schemas.microsoft.com/office/word/2023/wordml/word16du" xmlns:w16sdtdh="http://schemas.microsoft.com/office/word/2020/wordml/sdtdatahash" xmlns:w16sdtfl="http://schemas.microsoft.com/office/word/2024/wordml/sdtformatlock" xmlns:w16se="http://schemas.microsoft.com/office/word/2015/wordml/symex" xmlns:wpg="http://schemas.microsoft.com/office/word/2010/wordprocessingGroup" xmlns:wpi="http://schemas.microsoft.com/office/word/2010/wordprocessingInk" xmlns:wne="http://schemas.microsoft.com/office/word/2006/wordml" xmlns:wps="http://schemas.microsoft.com/office/word/2010/wordprocessingShape" mc:Ignorable="w14 w15 w16se w16cid w16 w16cex w16sdtdh w16sdtfl w16du wp14">
+  <w:p>
+    <w:pPr>
+      <w:pStyle w:val="Footer"/>
+    </w:pPr>
+  </w:p>
+</w:ftr>
+</file>
+
 <file path=word/footnotes.xml><?xml version="1.0" encoding="utf-8"?>
 <w:footnotes xmlns:wpc="http://schemas.microsoft.com/office/word/2010/wordprocessingCanvas" xmlns:cx="http://schemas.microsoft.com/office/drawing/2014/chartex" xmlns:cx1="http://schemas.microsoft.com/office/drawing/2015/9/8/chartex" xmlns:cx2="http://schemas.microsoft.com/office/drawing/2015/10/21/chartex" xmlns:cx3="http://schemas.microsoft.com/office/drawing/2016/5/9/chartex" xmlns:cx4="http://schemas.microsoft.com/office/drawing/2016/5/10/chartex" xmlns:cx5="http://schemas.microsoft.com/office/drawing/2016/5/11/chartex" xmlns:cx6="http://schemas.microsoft.com/office/drawing/2016/5/12/chartex" xmlns:cx7="http://schemas.microsoft.com/office/drawing/2016/5/13/chartex" xmlns:cx8="http://schemas.microsoft.com/office/drawing/2016/5/14/chartex" xmlns:mc="http://schemas.openxmlformats.org/markup-compatibility/2006" xmlns:aink="http://schemas.microsoft.com/office/drawing/2016/ink" xmlns:am3d="http://schemas.microsoft.com/office/drawing/2017/model3d" xmlns:o="urn:schemas-microsoft-com:office:office" xmlns:oel="http://schemas.microsoft.com/office/2019/extlst" xmlns:r="http://schemas.openxmlformats.org/officeDocument/2006/relationships" xmlns:m="http://schemas.openxmlformats.org/officeDocument/2006/math" xmlns:v="urn:schemas-microsoft-com:vml" xmlns:wp14="http://schemas.microsoft.com/office/word/2010/wordprocessingDrawing" xmlns:wp="http://schemas.openxmlformats.org/drawingml/2006/wordprocessingDrawing" xmlns:w10="urn:schemas-microsoft-com:office:word" xmlns:w="http://schemas.openxmlformats.org/wordprocessingml/2006/main" xmlns:w14="http://schemas.microsoft.com/office/word/2010/wordml" xmlns:w15="http://schemas.microsoft.com/office/word/2012/wordml" xmlns:w16cex="http://schemas.microsoft.com/office/word/2018/wordml/cex" xmlns:w16cid="http://schemas.microsoft.com/office/word/2016/wordml/cid" xmlns:w16="http://schemas.microsoft.com/office/word/2018/wordml" xmlns:w16du="http://schemas.microsoft.com/office/word/2023/wordml/word16du" xmlns:w16sdtdh="http://schemas.microsoft.com/office/word/2020/wordml/sdtdatahash" xmlns:w16sdtfl="http://schemas.microsoft.com/office/word/2024/wordml/sdtformatlock" xmlns:w16se="http://schemas.microsoft.com/office/word/2015/wordml/symex" xmlns:wpg="http://schemas.microsoft.com/office/word/2010/wordprocessingGroup" xmlns:wpi="http://schemas.microsoft.com/office/word/2010/wordprocessingInk" xmlns:wne="http://schemas.microsoft.com/office/word/2006/wordml" xmlns:wps="http://schemas.microsoft.com/office/word/2010/wordprocessingShape" mc:Ignorable="w14 w15 w16se w16cid w16 w16cex w16sdtdh w16sdtfl w16du wp14">
   <w:footnote w:type="separator" w:id="-1">
@@ -5218,6 +4990,16 @@
   <w:p>
     <w:pPr>
       <w:pStyle w:val="Header"/>
+    </w:pPr>
+  </w:p>
+</w:hdr>
+</file>
+
+<file path=word/header2.xml><?xml version="1.0" encoding="utf-8"?>
+<w:hdr xmlns:wpc="http://schemas.microsoft.com/office/word/2010/wordprocessingCanvas" xmlns:cx="http://schemas.microsoft.com/office/drawing/2014/chartex" xmlns:cx1="http://schemas.microsoft.com/office/drawing/2015/9/8/chartex" xmlns:cx2="http://schemas.microsoft.com/office/drawing/2015/10/21/chartex" xmlns:cx3="http://schemas.microsoft.com/office/drawing/2016/5/9/chartex" xmlns:cx4="http://schemas.microsoft.com/office/drawing/2016/5/10/chartex" xmlns:cx5="http://schemas.microsoft.com/office/drawing/2016/5/11/chartex" xmlns:cx6="http://schemas.microsoft.com/office/drawing/2016/5/12/chartex" xmlns:cx7="http://schemas.microsoft.com/office/drawing/2016/5/13/chartex" xmlns:cx8="http://schemas.microsoft.com/office/drawing/2016/5/14/chartex" xmlns:mc="http://schemas.openxmlformats.org/markup-compatibility/2006" xmlns:aink="http://schemas.microsoft.com/office/drawing/2016/ink" xmlns:am3d="http://schemas.microsoft.com/office/drawing/2017/model3d" xmlns:o="urn:schemas-microsoft-com:office:office" xmlns:oel="http://schemas.microsoft.com/office/2019/extlst" xmlns:r="http://schemas.openxmlformats.org/officeDocument/2006/relationships" xmlns:m="http://schemas.openxmlformats.org/officeDocument/2006/math" xmlns:v="urn:schemas-microsoft-com:vml" xmlns:wp14="http://schemas.microsoft.com/office/word/2010/wordprocessingDrawing" xmlns:wp="http://schemas.openxmlformats.org/drawingml/2006/wordprocessingDrawing" xmlns:w10="urn:schemas-microsoft-com:office:word" xmlns:w="http://schemas.openxmlformats.org/wordprocessingml/2006/main" xmlns:w14="http://schemas.microsoft.com/office/word/2010/wordml" xmlns:w15="http://schemas.microsoft.com/office/word/2012/wordml" xmlns:w16cex="http://schemas.microsoft.com/office/word/2018/wordml/cex" xmlns:w16cid="http://schemas.microsoft.com/office/word/2016/wordml/cid" xmlns:w16="http://schemas.microsoft.com/office/word/2018/wordml" xmlns:w16du="http://schemas.microsoft.com/office/word/2023/wordml/word16du" xmlns:w16sdtdh="http://schemas.microsoft.com/office/word/2020/wordml/sdtdatahash" xmlns:w16sdtfl="http://schemas.microsoft.com/office/word/2024/wordml/sdtformatlock" xmlns:w16se="http://schemas.microsoft.com/office/word/2015/wordml/symex" xmlns:wpg="http://schemas.microsoft.com/office/word/2010/wordprocessingGroup" xmlns:wpi="http://schemas.microsoft.com/office/word/2010/wordprocessingInk" xmlns:wne="http://schemas.microsoft.com/office/word/2006/wordml" xmlns:wps="http://schemas.microsoft.com/office/word/2010/wordprocessingShape" mc:Ignorable="w14 w15 w16se w16cid w16 w16cex w16sdtdh w16sdtfl w16du wp14">
+  <w:p>
+    <w:pPr>
+      <w:pStyle w:val="Header"/>
       <w:jc w:val="center"/>
       <w:rPr>
         <w:b/>
@@ -5337,7 +5119,7 @@
         <w:rFonts w:ascii="Times New Roman" w:hAnsi="Times New Roman"/>
         <w:b/>
       </w:rPr>
-      <w:t>2</w:t>
+      <w:t>3</w:t>
     </w:r>
     <w:r>
       <w:rPr>
@@ -5346,6 +5128,16 @@
       </w:rPr>
       <w:t xml:space="preserve"> </w:t>
     </w:r>
+  </w:p>
+</w:hdr>
+</file>
+
+<file path=word/header3.xml><?xml version="1.0" encoding="utf-8"?>
+<w:hdr xmlns:wpc="http://schemas.microsoft.com/office/word/2010/wordprocessingCanvas" xmlns:cx="http://schemas.microsoft.com/office/drawing/2014/chartex" xmlns:cx1="http://schemas.microsoft.com/office/drawing/2015/9/8/chartex" xmlns:cx2="http://schemas.microsoft.com/office/drawing/2015/10/21/chartex" xmlns:cx3="http://schemas.microsoft.com/office/drawing/2016/5/9/chartex" xmlns:cx4="http://schemas.microsoft.com/office/drawing/2016/5/10/chartex" xmlns:cx5="http://schemas.microsoft.com/office/drawing/2016/5/11/chartex" xmlns:cx6="http://schemas.microsoft.com/office/drawing/2016/5/12/chartex" xmlns:cx7="http://schemas.microsoft.com/office/drawing/2016/5/13/chartex" xmlns:cx8="http://schemas.microsoft.com/office/drawing/2016/5/14/chartex" xmlns:mc="http://schemas.openxmlformats.org/markup-compatibility/2006" xmlns:aink="http://schemas.microsoft.com/office/drawing/2016/ink" xmlns:am3d="http://schemas.microsoft.com/office/drawing/2017/model3d" xmlns:o="urn:schemas-microsoft-com:office:office" xmlns:oel="http://schemas.microsoft.com/office/2019/extlst" xmlns:r="http://schemas.openxmlformats.org/officeDocument/2006/relationships" xmlns:m="http://schemas.openxmlformats.org/officeDocument/2006/math" xmlns:v="urn:schemas-microsoft-com:vml" xmlns:wp14="http://schemas.microsoft.com/office/word/2010/wordprocessingDrawing" xmlns:wp="http://schemas.openxmlformats.org/drawingml/2006/wordprocessingDrawing" xmlns:w10="urn:schemas-microsoft-com:office:word" xmlns:w="http://schemas.openxmlformats.org/wordprocessingml/2006/main" xmlns:w14="http://schemas.microsoft.com/office/word/2010/wordml" xmlns:w15="http://schemas.microsoft.com/office/word/2012/wordml" xmlns:w16cex="http://schemas.microsoft.com/office/word/2018/wordml/cex" xmlns:w16cid="http://schemas.microsoft.com/office/word/2016/wordml/cid" xmlns:w16="http://schemas.microsoft.com/office/word/2018/wordml" xmlns:w16du="http://schemas.microsoft.com/office/word/2023/wordml/word16du" xmlns:w16sdtdh="http://schemas.microsoft.com/office/word/2020/wordml/sdtdatahash" xmlns:w16sdtfl="http://schemas.microsoft.com/office/word/2024/wordml/sdtformatlock" xmlns:w16se="http://schemas.microsoft.com/office/word/2015/wordml/symex" xmlns:wpg="http://schemas.microsoft.com/office/word/2010/wordprocessingGroup" xmlns:wpi="http://schemas.microsoft.com/office/word/2010/wordprocessingInk" xmlns:wne="http://schemas.microsoft.com/office/word/2006/wordml" xmlns:wps="http://schemas.microsoft.com/office/word/2010/wordprocessingShape" mc:Ignorable="w14 w15 w16se w16cid w16 w16cex w16sdtdh w16sdtfl w16du wp14">
+  <w:p>
+    <w:pPr>
+      <w:pStyle w:val="Header"/>
+    </w:pPr>
   </w:p>
 </w:hdr>
 </file>

--- a/WEEK 2/26MML0031_WEEK2_PRACTICE.docx
+++ b/WEEK 2/26MML0031_WEEK2_PRACTICE.docx
@@ -1,6 +1,6 @@
 
 <file path=word/document.xml><?xml version="1.0" encoding="utf-8"?>
-<w:document xmlns:wpc="http://schemas.microsoft.com/office/word/2010/wordprocessingCanvas" xmlns:cx="http://schemas.microsoft.com/office/drawing/2014/chartex" xmlns:cx1="http://schemas.microsoft.com/office/drawing/2015/9/8/chartex" xmlns:cx2="http://schemas.microsoft.com/office/drawing/2015/10/21/chartex" xmlns:cx3="http://schemas.microsoft.com/office/drawing/2016/5/9/chartex" xmlns:cx4="http://schemas.microsoft.com/office/drawing/2016/5/10/chartex" xmlns:cx5="http://schemas.microsoft.com/office/drawing/2016/5/11/chartex" xmlns:cx6="http://schemas.microsoft.com/office/drawing/2016/5/12/chartex" xmlns:cx7="http://schemas.microsoft.com/office/drawing/2016/5/13/chartex" xmlns:cx8="http://schemas.microsoft.com/office/drawing/2016/5/14/chartex" xmlns:mc="http://schemas.openxmlformats.org/markup-compatibility/2006" xmlns:aink="http://schemas.microsoft.com/office/drawing/2016/ink" xmlns:am3d="http://schemas.microsoft.com/office/drawing/2017/model3d" xmlns:o="urn:schemas-microsoft-com:office:office" xmlns:oel="http://schemas.microsoft.com/office/2019/extlst" xmlns:r="http://schemas.openxmlformats.org/officeDocument/2006/relationships" xmlns:m="http://schemas.openxmlformats.org/officeDocument/2006/math" xmlns:v="urn:schemas-microsoft-com:vml" xmlns:wp14="http://schemas.microsoft.com/office/word/2010/wordprocessingDrawing" xmlns:wp="http://schemas.openxmlformats.org/drawingml/2006/wordprocessingDrawing" xmlns:w10="urn:schemas-microsoft-com:office:word" xmlns:w="http://schemas.openxmlformats.org/wordprocessingml/2006/main" xmlns:w14="http://schemas.microsoft.com/office/word/2010/wordml" xmlns:w15="http://schemas.microsoft.com/office/word/2012/wordml" xmlns:w16cex="http://schemas.microsoft.com/office/word/2018/wordml/cex" xmlns:w16cid="http://schemas.microsoft.com/office/word/2016/wordml/cid" xmlns:w16="http://schemas.microsoft.com/office/word/2018/wordml" xmlns:w16du="http://schemas.microsoft.com/office/word/2023/wordml/word16du" xmlns:w16sdtdh="http://schemas.microsoft.com/office/word/2020/wordml/sdtdatahash" xmlns:w16sdtfl="http://schemas.microsoft.com/office/word/2024/wordml/sdtformatlock" xmlns:w16se="http://schemas.microsoft.com/office/word/2015/wordml/symex" xmlns:wpg="http://schemas.microsoft.com/office/word/2010/wordprocessingGroup" xmlns:wpi="http://schemas.microsoft.com/office/word/2010/wordprocessingInk" xmlns:wne="http://schemas.microsoft.com/office/word/2006/wordml" xmlns:wps="http://schemas.microsoft.com/office/word/2010/wordprocessingShape" mc:Ignorable="w14 w15 w16se w16cid w16 w16cex w16sdtdh w16sdtfl w16du wp14">
+<w:document xmlns:wpc="http://schemas.microsoft.com/office/word/2010/wordprocessingCanvas" xmlns:cx="http://schemas.microsoft.com/office/drawing/2014/chartex" xmlns:cx1="http://schemas.microsoft.com/office/drawing/2015/9/8/chartex" xmlns:cx2="http://schemas.microsoft.com/office/drawing/2015/10/21/chartex" xmlns:cx3="http://schemas.microsoft.com/office/drawing/2016/5/9/chartex" xmlns:cx4="http://schemas.microsoft.com/office/drawing/2016/5/10/chartex" xmlns:cx5="http://schemas.microsoft.com/office/drawing/2016/5/11/chartex" xmlns:cx6="http://schemas.microsoft.com/office/drawing/2016/5/12/chartex" xmlns:cx7="http://schemas.microsoft.com/office/drawing/2016/5/13/chartex" xmlns:cx8="http://schemas.microsoft.com/office/drawing/2016/5/14/chartex" xmlns:mc="http://schemas.openxmlformats.org/markup-compatibility/2006" xmlns:aink="http://schemas.microsoft.com/office/drawing/2016/ink" xmlns:am3d="http://schemas.microsoft.com/office/drawing/2017/model3d" xmlns:o="urn:schemas-microsoft-com:office:office" xmlns:oel="http://schemas.microsoft.com/office/2019/extlst" xmlns:r="http://schemas.openxmlformats.org/officeDocument/2006/relationships" xmlns:m="http://schemas.openxmlformats.org/officeDocument/2006/math" xmlns:v="urn:schemas-microsoft-com:vml" xmlns:wp14="http://schemas.microsoft.com/office/word/2010/wordprocessingDrawing" xmlns:wp="http://schemas.openxmlformats.org/drawingml/2006/wordprocessingDrawing" xmlns:w10="urn:schemas-microsoft-com:office:word" xmlns:w="http://schemas.openxmlformats.org/wordprocessingml/2006/main" xmlns:w14="http://schemas.microsoft.com/office/word/2010/wordml" xmlns:w15="http://schemas.microsoft.com/office/word/2012/wordml" xmlns:w16cei="http://schemas.microsoft.com/office/word/2026/wordml/cei" xmlns:w16cex="http://schemas.microsoft.com/office/word/2018/wordml/cex" xmlns:w16cid="http://schemas.microsoft.com/office/word/2016/wordml/cid" xmlns:w16="http://schemas.microsoft.com/office/word/2018/wordml" xmlns:w16du="http://schemas.microsoft.com/office/word/2023/wordml/word16du" xmlns:w16sdtdh="http://schemas.microsoft.com/office/word/2020/wordml/sdtdatahash" xmlns:w16sdtfl="http://schemas.microsoft.com/office/word/2024/wordml/sdtformatlock" xmlns:w16se="http://schemas.microsoft.com/office/word/2015/wordml/symex" xmlns:wpg="http://schemas.microsoft.com/office/word/2010/wordprocessingGroup" xmlns:wpi="http://schemas.microsoft.com/office/word/2010/wordprocessingInk" xmlns:wne="http://schemas.microsoft.com/office/word/2006/wordml" xmlns:wps="http://schemas.microsoft.com/office/word/2010/wordprocessingShape" mc:Ignorable="w14 w15 w16se w16cid w16 w16cex w16sdtdh w16sdtfl w16du wp14">
   <w:background w:color="F2F2F2" w:themeColor="background1" w:themeShade="F2"/>
   <w:body>
     <w:tbl>
@@ -126,7 +126,25 @@
                 <w:sz w:val="24"/>
                 <w:szCs w:val="24"/>
               </w:rPr>
-              <w:t>Data Cleaning and Preprocessing with Pandas: Create a DataFrame with some missing values in columns Name, Age, and City. Perform the following operations: fill missing values in the Age column with the mean age, drop rows where Name or City is missing, and convert the Age column to integer type. Finally, normalize the Age column using min-max scaling.</w:t>
+              <w:t xml:space="preserve">Data Cleaning and Preprocessing with Pandas: Create a </w:t>
+            </w:r>
+            <w:proofErr w:type="spellStart"/>
+            <w:r>
+              <w:rPr>
+                <w:rFonts w:ascii="Times New Roman" w:eastAsia="Times New Roman" w:hAnsi="Times New Roman" w:cs="Times New Roman"/>
+                <w:sz w:val="24"/>
+                <w:szCs w:val="24"/>
+              </w:rPr>
+              <w:t>DataFrame</w:t>
+            </w:r>
+            <w:proofErr w:type="spellEnd"/>
+            <w:r>
+              <w:rPr>
+                <w:rFonts w:ascii="Times New Roman" w:eastAsia="Times New Roman" w:hAnsi="Times New Roman" w:cs="Times New Roman"/>
+                <w:sz w:val="24"/>
+                <w:szCs w:val="24"/>
+              </w:rPr>
+              <w:t xml:space="preserve"> with some missing values in columns Name, Age, and City. Perform the following operations: fill missing values in the Age column with the mean age, drop rows where Name or City is missing, and convert the Age column to integer type. Finally, normalize the Age column using min-max scaling.</w:t>
             </w:r>
           </w:p>
         </w:tc>
@@ -186,7 +204,25 @@
                 <w:sz w:val="24"/>
                 <w:szCs w:val="24"/>
               </w:rPr>
-              <w:t xml:space="preserve">To understand how to create a Pandas DataFrame containing missing values. </w:t>
+              <w:t xml:space="preserve">To understand how to create a Pandas </w:t>
+            </w:r>
+            <w:proofErr w:type="spellStart"/>
+            <w:r>
+              <w:rPr>
+                <w:rFonts w:ascii="Times New Roman" w:eastAsia="Times New Roman" w:hAnsi="Times New Roman" w:cs="Times New Roman"/>
+                <w:sz w:val="24"/>
+                <w:szCs w:val="24"/>
+              </w:rPr>
+              <w:t>DataFrame</w:t>
+            </w:r>
+            <w:proofErr w:type="spellEnd"/>
+            <w:r>
+              <w:rPr>
+                <w:rFonts w:ascii="Times New Roman" w:eastAsia="Times New Roman" w:hAnsi="Times New Roman" w:cs="Times New Roman"/>
+                <w:sz w:val="24"/>
+                <w:szCs w:val="24"/>
+              </w:rPr>
+              <w:t xml:space="preserve"> containing missing values. </w:t>
             </w:r>
           </w:p>
           <w:p>
@@ -210,23 +246,23 @@
               </w:rPr>
               <w:t xml:space="preserve">To learn how to identify and handle missing data using the </w:t>
             </w:r>
-            <w:proofErr w:type="gramStart"/>
+            <w:proofErr w:type="spellStart"/>
             <w:r>
               <w:rPr>
                 <w:rFonts w:ascii="Times New Roman" w:eastAsia="Times New Roman" w:hAnsi="Times New Roman" w:cs="Times New Roman"/>
                 <w:sz w:val="20"/>
                 <w:szCs w:val="20"/>
               </w:rPr>
-              <w:t>fillna(</w:t>
-            </w:r>
-            <w:proofErr w:type="gramEnd"/>
+              <w:t>fillna</w:t>
+            </w:r>
+            <w:proofErr w:type="spellEnd"/>
             <w:r>
               <w:rPr>
                 <w:rFonts w:ascii="Times New Roman" w:eastAsia="Times New Roman" w:hAnsi="Times New Roman" w:cs="Times New Roman"/>
                 <w:sz w:val="20"/>
                 <w:szCs w:val="20"/>
               </w:rPr>
-              <w:t>)</w:t>
+              <w:t>()</w:t>
             </w:r>
             <w:r>
               <w:rPr>
@@ -258,23 +294,23 @@
               </w:rPr>
               <w:t xml:space="preserve">To remove incomplete records using the </w:t>
             </w:r>
-            <w:proofErr w:type="gramStart"/>
+            <w:proofErr w:type="spellStart"/>
             <w:r>
               <w:rPr>
                 <w:rFonts w:ascii="Times New Roman" w:eastAsia="Times New Roman" w:hAnsi="Times New Roman" w:cs="Times New Roman"/>
                 <w:sz w:val="20"/>
                 <w:szCs w:val="20"/>
               </w:rPr>
-              <w:t>dropna(</w:t>
-            </w:r>
-            <w:proofErr w:type="gramEnd"/>
+              <w:t>dropna</w:t>
+            </w:r>
+            <w:proofErr w:type="spellEnd"/>
             <w:r>
               <w:rPr>
                 <w:rFonts w:ascii="Times New Roman" w:eastAsia="Times New Roman" w:hAnsi="Times New Roman" w:cs="Times New Roman"/>
                 <w:sz w:val="20"/>
                 <w:szCs w:val="20"/>
               </w:rPr>
-              <w:t>)</w:t>
+              <w:t>()</w:t>
             </w:r>
             <w:r>
               <w:rPr>
@@ -304,25 +340,43 @@
                 <w:sz w:val="24"/>
                 <w:szCs w:val="24"/>
               </w:rPr>
-              <w:t xml:space="preserve">To convert a DataFrame column to the required data type using the </w:t>
-            </w:r>
-            <w:proofErr w:type="gramStart"/>
+              <w:t xml:space="preserve">To convert a </w:t>
+            </w:r>
+            <w:proofErr w:type="spellStart"/>
+            <w:r>
+              <w:rPr>
+                <w:rFonts w:ascii="Times New Roman" w:eastAsia="Times New Roman" w:hAnsi="Times New Roman" w:cs="Times New Roman"/>
+                <w:sz w:val="24"/>
+                <w:szCs w:val="24"/>
+              </w:rPr>
+              <w:t>DataFrame</w:t>
+            </w:r>
+            <w:proofErr w:type="spellEnd"/>
+            <w:r>
+              <w:rPr>
+                <w:rFonts w:ascii="Times New Roman" w:eastAsia="Times New Roman" w:hAnsi="Times New Roman" w:cs="Times New Roman"/>
+                <w:sz w:val="24"/>
+                <w:szCs w:val="24"/>
+              </w:rPr>
+              <w:t xml:space="preserve"> column to the required data type using the </w:t>
+            </w:r>
+            <w:proofErr w:type="spellStart"/>
             <w:r>
               <w:rPr>
                 <w:rFonts w:ascii="Times New Roman" w:eastAsia="Times New Roman" w:hAnsi="Times New Roman" w:cs="Times New Roman"/>
                 <w:sz w:val="20"/>
                 <w:szCs w:val="20"/>
               </w:rPr>
-              <w:t>astype(</w:t>
-            </w:r>
-            <w:proofErr w:type="gramEnd"/>
+              <w:t>astype</w:t>
+            </w:r>
+            <w:proofErr w:type="spellEnd"/>
             <w:r>
               <w:rPr>
                 <w:rFonts w:ascii="Times New Roman" w:eastAsia="Times New Roman" w:hAnsi="Times New Roman" w:cs="Times New Roman"/>
                 <w:sz w:val="20"/>
                 <w:szCs w:val="20"/>
               </w:rPr>
-              <w:t>)</w:t>
+              <w:t>()</w:t>
             </w:r>
             <w:r>
               <w:rPr>
@@ -645,6 +699,7 @@
                       <w:szCs w:val="24"/>
                     </w:rPr>
                   </w:pPr>
+                  <w:proofErr w:type="spellStart"/>
                   <w:r>
                     <w:rPr>
                       <w:rFonts w:ascii="Times New Roman" w:eastAsia="Times New Roman" w:hAnsi="Times New Roman" w:cs="Times New Roman"/>
@@ -653,6 +708,7 @@
                     </w:rPr>
                     <w:t>np.nan</w:t>
                   </w:r>
+                  <w:proofErr w:type="spellEnd"/>
                 </w:p>
               </w:tc>
               <w:tc>
@@ -682,6 +738,7 @@
                       <w:szCs w:val="24"/>
                     </w:rPr>
                   </w:pPr>
+                  <w:proofErr w:type="spellStart"/>
                   <w:r>
                     <w:rPr>
                       <w:rFonts w:ascii="Times New Roman" w:eastAsia="Times New Roman" w:hAnsi="Times New Roman" w:cs="Times New Roman"/>
@@ -690,6 +747,7 @@
                     </w:rPr>
                     <w:t>np.nan</w:t>
                   </w:r>
+                  <w:proofErr w:type="spellEnd"/>
                 </w:p>
               </w:tc>
             </w:tr>
@@ -987,6 +1045,7 @@
                       <w:szCs w:val="24"/>
                     </w:rPr>
                   </w:pPr>
+                  <w:proofErr w:type="spellStart"/>
                   <w:r>
                     <w:rPr>
                       <w:rFonts w:ascii="Times New Roman" w:eastAsia="Times New Roman" w:hAnsi="Times New Roman" w:cs="Times New Roman"/>
@@ -995,6 +1054,7 @@
                     </w:rPr>
                     <w:t>np.nan</w:t>
                   </w:r>
+                  <w:proofErr w:type="spellEnd"/>
                 </w:p>
               </w:tc>
               <w:tc>
@@ -1024,6 +1084,7 @@
                       <w:szCs w:val="24"/>
                     </w:rPr>
                   </w:pPr>
+                  <w:proofErr w:type="spellStart"/>
                   <w:r>
                     <w:rPr>
                       <w:rFonts w:ascii="Times New Roman" w:eastAsia="Times New Roman" w:hAnsi="Times New Roman" w:cs="Times New Roman"/>
@@ -1032,6 +1093,7 @@
                     </w:rPr>
                     <w:t>np.nan</w:t>
                   </w:r>
+                  <w:proofErr w:type="spellEnd"/>
                 </w:p>
               </w:tc>
             </w:tr>
@@ -1326,6 +1388,7 @@
                       <w:szCs w:val="24"/>
                     </w:rPr>
                   </w:pPr>
+                  <w:proofErr w:type="spellStart"/>
                   <w:r>
                     <w:rPr>
                       <w:rFonts w:ascii="Times New Roman" w:eastAsia="Times New Roman" w:hAnsi="Times New Roman" w:cs="Times New Roman"/>
@@ -1334,6 +1397,7 @@
                     </w:rPr>
                     <w:t>np.nan</w:t>
                   </w:r>
+                  <w:proofErr w:type="spellEnd"/>
                 </w:p>
               </w:tc>
               <w:tc>
@@ -1363,6 +1427,7 @@
                       <w:szCs w:val="24"/>
                     </w:rPr>
                   </w:pPr>
+                  <w:proofErr w:type="spellStart"/>
                   <w:r>
                     <w:rPr>
                       <w:rFonts w:ascii="Times New Roman" w:eastAsia="Times New Roman" w:hAnsi="Times New Roman" w:cs="Times New Roman"/>
@@ -1371,6 +1436,7 @@
                     </w:rPr>
                     <w:t>np.nan</w:t>
                   </w:r>
+                  <w:proofErr w:type="spellEnd"/>
                 </w:p>
               </w:tc>
             </w:tr>
@@ -1402,6 +1468,7 @@
                       <w:szCs w:val="24"/>
                     </w:rPr>
                   </w:pPr>
+                  <w:proofErr w:type="spellStart"/>
                   <w:r>
                     <w:rPr>
                       <w:rFonts w:ascii="Times New Roman" w:eastAsia="Times New Roman" w:hAnsi="Times New Roman" w:cs="Times New Roman"/>
@@ -1410,6 +1477,7 @@
                     </w:rPr>
                     <w:t>np.nan</w:t>
                   </w:r>
+                  <w:proofErr w:type="spellEnd"/>
                 </w:p>
               </w:tc>
               <w:tc>
@@ -1515,6 +1583,7 @@
                       <w:szCs w:val="24"/>
                     </w:rPr>
                   </w:pPr>
+                  <w:proofErr w:type="spellStart"/>
                   <w:r>
                     <w:rPr>
                       <w:rFonts w:ascii="Times New Roman" w:eastAsia="Times New Roman" w:hAnsi="Times New Roman" w:cs="Times New Roman"/>
@@ -1523,6 +1592,7 @@
                     </w:rPr>
                     <w:t>np.nan</w:t>
                   </w:r>
+                  <w:proofErr w:type="spellEnd"/>
                 </w:p>
               </w:tc>
               <w:tc>
@@ -1796,23 +1866,23 @@
             <w:vAlign w:val="center"/>
           </w:tcPr>
           <w:p>
-            <w:proofErr w:type="gramStart"/>
+            <w:proofErr w:type="spellStart"/>
             <w:r>
               <w:rPr>
                 <w:rFonts w:ascii="Times New Roman" w:eastAsia="Times New Roman" w:hAnsi="Times New Roman" w:cs="Times New Roman"/>
                 <w:sz w:val="24"/>
                 <w:szCs w:val="24"/>
               </w:rPr>
-              <w:t>DataFrame(</w:t>
-            </w:r>
-            <w:proofErr w:type="gramEnd"/>
+              <w:t>DataFrame</w:t>
+            </w:r>
+            <w:proofErr w:type="spellEnd"/>
             <w:r>
               <w:rPr>
                 <w:rFonts w:ascii="Times New Roman" w:eastAsia="Times New Roman" w:hAnsi="Times New Roman" w:cs="Times New Roman"/>
                 <w:sz w:val="24"/>
                 <w:szCs w:val="24"/>
               </w:rPr>
-              <w:t>)</w:t>
+              <w:t>()</w:t>
             </w:r>
           </w:p>
         </w:tc>
@@ -1859,7 +1929,25 @@
                 <w:sz w:val="24"/>
                 <w:szCs w:val="24"/>
               </w:rPr>
-              <w:t>Creates a DataFrame from structured</w:t>
+              <w:t xml:space="preserve">Creates a </w:t>
+            </w:r>
+            <w:proofErr w:type="spellStart"/>
+            <w:r>
+              <w:rPr>
+                <w:rFonts w:ascii="Times New Roman" w:eastAsia="Times New Roman" w:hAnsi="Times New Roman" w:cs="Times New Roman"/>
+                <w:sz w:val="24"/>
+                <w:szCs w:val="24"/>
+              </w:rPr>
+              <w:t>DataFrame</w:t>
+            </w:r>
+            <w:proofErr w:type="spellEnd"/>
+            <w:r>
+              <w:rPr>
+                <w:rFonts w:ascii="Times New Roman" w:eastAsia="Times New Roman" w:hAnsi="Times New Roman" w:cs="Times New Roman"/>
+                <w:sz w:val="24"/>
+                <w:szCs w:val="24"/>
+              </w:rPr>
+              <w:t xml:space="preserve"> from structured</w:t>
             </w:r>
           </w:p>
           <w:p>
@@ -1935,19 +2023,11 @@
                 <w:rFonts w:ascii="Times New Roman" w:hAnsi="Times New Roman" w:cs="Times New Roman"/>
               </w:rPr>
             </w:pPr>
-            <w:proofErr w:type="gramStart"/>
             <w:r>
               <w:rPr>
                 <w:rFonts w:ascii="Times New Roman" w:hAnsi="Times New Roman" w:cs="Times New Roman"/>
               </w:rPr>
-              <w:t>Mean(</w:t>
-            </w:r>
-            <w:proofErr w:type="gramEnd"/>
-            <w:r>
-              <w:rPr>
-                <w:rFonts w:ascii="Times New Roman" w:hAnsi="Times New Roman" w:cs="Times New Roman"/>
-              </w:rPr>
-              <w:t>)</w:t>
+              <w:t>Mean()</w:t>
             </w:r>
           </w:p>
         </w:tc>
@@ -2037,23 +2117,23 @@
             <w:vAlign w:val="center"/>
           </w:tcPr>
           <w:p>
-            <w:proofErr w:type="gramStart"/>
+            <w:proofErr w:type="spellStart"/>
             <w:r>
               <w:rPr>
                 <w:rFonts w:ascii="Times New Roman" w:eastAsia="Times New Roman" w:hAnsi="Times New Roman" w:cs="Times New Roman"/>
                 <w:sz w:val="24"/>
                 <w:szCs w:val="24"/>
               </w:rPr>
-              <w:t>fillna(</w:t>
-            </w:r>
-            <w:proofErr w:type="gramEnd"/>
+              <w:t>fillna</w:t>
+            </w:r>
+            <w:proofErr w:type="spellEnd"/>
             <w:r>
               <w:rPr>
                 <w:rFonts w:ascii="Times New Roman" w:eastAsia="Times New Roman" w:hAnsi="Times New Roman" w:cs="Times New Roman"/>
                 <w:sz w:val="24"/>
                 <w:szCs w:val="24"/>
               </w:rPr>
-              <w:t>)</w:t>
+              <w:t>()</w:t>
             </w:r>
           </w:p>
         </w:tc>
@@ -2141,23 +2221,23 @@
             <w:shd w:val="clear" w:color="auto" w:fill="E2EFD9" w:themeFill="accent6" w:themeFillTint="33"/>
           </w:tcPr>
           <w:p>
-            <w:proofErr w:type="gramStart"/>
+            <w:proofErr w:type="spellStart"/>
             <w:r>
               <w:rPr>
                 <w:rFonts w:ascii="Times New Roman" w:eastAsia="Times New Roman" w:hAnsi="Times New Roman" w:cs="Times New Roman"/>
                 <w:sz w:val="24"/>
                 <w:szCs w:val="24"/>
               </w:rPr>
-              <w:t>dropna(</w:t>
-            </w:r>
-            <w:proofErr w:type="gramEnd"/>
+              <w:t>dropna</w:t>
+            </w:r>
+            <w:proofErr w:type="spellEnd"/>
             <w:r>
               <w:rPr>
                 <w:rFonts w:ascii="Times New Roman" w:eastAsia="Times New Roman" w:hAnsi="Times New Roman" w:cs="Times New Roman"/>
                 <w:sz w:val="24"/>
                 <w:szCs w:val="24"/>
               </w:rPr>
-              <w:t>)</w:t>
+              <w:t>()</w:t>
             </w:r>
           </w:p>
         </w:tc>
@@ -2348,7 +2428,23 @@
                 <w:rFonts w:ascii="Times New Roman" w:hAnsi="Times New Roman"/>
                 <w:sz w:val="21"/>
               </w:rPr>
-              <w:t>Create a Python dictionary containing StudentID, Name, and Marks for five students.</w:t>
+              <w:t xml:space="preserve">Create a Python dictionary containing </w:t>
+            </w:r>
+            <w:proofErr w:type="spellStart"/>
+            <w:r>
+              <w:rPr>
+                <w:rFonts w:ascii="Times New Roman" w:hAnsi="Times New Roman"/>
+                <w:sz w:val="21"/>
+              </w:rPr>
+              <w:t>StudentID</w:t>
+            </w:r>
+            <w:proofErr w:type="spellEnd"/>
+            <w:r>
+              <w:rPr>
+                <w:rFonts w:ascii="Times New Roman" w:hAnsi="Times New Roman"/>
+                <w:sz w:val="21"/>
+              </w:rPr>
+              <w:t>, Name, and Marks for five students.</w:t>
             </w:r>
           </w:p>
           <w:p>
@@ -2376,7 +2472,23 @@
                 <w:rFonts w:ascii="Times New Roman" w:hAnsi="Times New Roman"/>
                 <w:sz w:val="21"/>
               </w:rPr>
-              <w:t>Convert the dictionary into a Pandas DataFrame and display the original dataset.</w:t>
+              <w:t xml:space="preserve">Convert the dictionary into a Pandas </w:t>
+            </w:r>
+            <w:proofErr w:type="spellStart"/>
+            <w:r>
+              <w:rPr>
+                <w:rFonts w:ascii="Times New Roman" w:hAnsi="Times New Roman"/>
+                <w:sz w:val="21"/>
+              </w:rPr>
+              <w:t>DataFrame</w:t>
+            </w:r>
+            <w:proofErr w:type="spellEnd"/>
+            <w:r>
+              <w:rPr>
+                <w:rFonts w:ascii="Times New Roman" w:hAnsi="Times New Roman"/>
+                <w:sz w:val="21"/>
+              </w:rPr>
+              <w:t xml:space="preserve"> and display the original dataset.</w:t>
             </w:r>
           </w:p>
           <w:p>
@@ -2488,7 +2600,23 @@
                 <w:rFonts w:ascii="Times New Roman" w:hAnsi="Times New Roman"/>
                 <w:sz w:val="21"/>
               </w:rPr>
-              <w:t>Display the updated DataFrame containing the Grade column.</w:t>
+              <w:t xml:space="preserve">Display the updated </w:t>
+            </w:r>
+            <w:proofErr w:type="spellStart"/>
+            <w:r>
+              <w:rPr>
+                <w:rFonts w:ascii="Times New Roman" w:hAnsi="Times New Roman"/>
+                <w:sz w:val="21"/>
+              </w:rPr>
+              <w:t>DataFrame</w:t>
+            </w:r>
+            <w:proofErr w:type="spellEnd"/>
+            <w:r>
+              <w:rPr>
+                <w:rFonts w:ascii="Times New Roman" w:hAnsi="Times New Roman"/>
+                <w:sz w:val="21"/>
+              </w:rPr>
+              <w:t xml:space="preserve"> containing the Grade column.</w:t>
             </w:r>
           </w:p>
           <w:p>
@@ -2516,7 +2644,23 @@
                 <w:rFonts w:ascii="Times New Roman" w:hAnsi="Times New Roman"/>
                 <w:sz w:val="21"/>
               </w:rPr>
-              <w:t>Sort the DataFrame by Marks in ascending order and display the result.</w:t>
+              <w:t xml:space="preserve">Sort the </w:t>
+            </w:r>
+            <w:proofErr w:type="spellStart"/>
+            <w:r>
+              <w:rPr>
+                <w:rFonts w:ascii="Times New Roman" w:hAnsi="Times New Roman"/>
+                <w:sz w:val="21"/>
+              </w:rPr>
+              <w:t>DataFrame</w:t>
+            </w:r>
+            <w:proofErr w:type="spellEnd"/>
+            <w:r>
+              <w:rPr>
+                <w:rFonts w:ascii="Times New Roman" w:hAnsi="Times New Roman"/>
+                <w:sz w:val="21"/>
+              </w:rPr>
+              <w:t xml:space="preserve"> by Marks in ascending order and display the result.</w:t>
             </w:r>
           </w:p>
           <w:p>
@@ -2654,7 +2798,23 @@
                 <w:rFonts w:ascii="Consolas" w:hAnsi="Consolas"/>
                 <w:sz w:val="17"/>
               </w:rPr>
-              <w:t xml:space="preserve">    "StudentID": [10, 11, 12, 13, 14],</w:t>
+              <w:t xml:space="preserve">    "</w:t>
+            </w:r>
+            <w:proofErr w:type="spellStart"/>
+            <w:r>
+              <w:rPr>
+                <w:rFonts w:ascii="Consolas" w:hAnsi="Consolas"/>
+                <w:sz w:val="17"/>
+              </w:rPr>
+              <w:t>StudentID</w:t>
+            </w:r>
+            <w:proofErr w:type="spellEnd"/>
+            <w:r>
+              <w:rPr>
+                <w:rFonts w:ascii="Consolas" w:hAnsi="Consolas"/>
+                <w:sz w:val="17"/>
+              </w:rPr>
+              <w:t>": [10, 11, 12, 13, 14],</w:t>
             </w:r>
           </w:p>
           <w:p>
@@ -2714,19 +2874,53 @@
                 <w:rFonts w:ascii="Consolas" w:hAnsi="Consolas"/>
                 <w:sz w:val="17"/>
               </w:rPr>
-              <w:t># Convert the dictionary into a Pandas DataFrame</w:t>
-            </w:r>
+              <w:t xml:space="preserve"># Convert the dictionary into a Pandas </w:t>
+            </w:r>
+            <w:proofErr w:type="spellStart"/>
+            <w:r>
+              <w:rPr>
+                <w:rFonts w:ascii="Consolas" w:hAnsi="Consolas"/>
+                <w:sz w:val="17"/>
+              </w:rPr>
+              <w:t>DataFrame</w:t>
+            </w:r>
+            <w:proofErr w:type="spellEnd"/>
           </w:p>
           <w:p>
             <w:pPr>
               <w:keepLines/>
             </w:pPr>
-            <w:r>
-              <w:rPr>
-                <w:rFonts w:ascii="Consolas" w:hAnsi="Consolas"/>
-                <w:sz w:val="17"/>
-              </w:rPr>
-              <w:t>dataFrame = pd.DataFrame(dictionary_1)</w:t>
+            <w:proofErr w:type="spellStart"/>
+            <w:r>
+              <w:rPr>
+                <w:rFonts w:ascii="Consolas" w:hAnsi="Consolas"/>
+                <w:sz w:val="17"/>
+              </w:rPr>
+              <w:t>dataFrame</w:t>
+            </w:r>
+            <w:proofErr w:type="spellEnd"/>
+            <w:r>
+              <w:rPr>
+                <w:rFonts w:ascii="Consolas" w:hAnsi="Consolas"/>
+                <w:sz w:val="17"/>
+              </w:rPr>
+              <w:t xml:space="preserve"> = </w:t>
+            </w:r>
+            <w:proofErr w:type="spellStart"/>
+            <w:r>
+              <w:rPr>
+                <w:rFonts w:ascii="Consolas" w:hAnsi="Consolas"/>
+                <w:sz w:val="17"/>
+              </w:rPr>
+              <w:t>pd.DataFrame</w:t>
+            </w:r>
+            <w:proofErr w:type="spellEnd"/>
+            <w:r>
+              <w:rPr>
+                <w:rFonts w:ascii="Consolas" w:hAnsi="Consolas"/>
+                <w:sz w:val="17"/>
+              </w:rPr>
+              <w:t>(dictionary_1)</w:t>
             </w:r>
           </w:p>
           <w:p>
@@ -2762,7 +2956,23 @@
                 <w:rFonts w:ascii="Consolas" w:hAnsi="Consolas"/>
                 <w:sz w:val="17"/>
               </w:rPr>
-              <w:t>print("Diplaying the Original Dataset\n")</w:t>
+              <w:t>print("</w:t>
+            </w:r>
+            <w:proofErr w:type="spellStart"/>
+            <w:r>
+              <w:rPr>
+                <w:rFonts w:ascii="Consolas" w:hAnsi="Consolas"/>
+                <w:sz w:val="17"/>
+              </w:rPr>
+              <w:t>Diplaying</w:t>
+            </w:r>
+            <w:proofErr w:type="spellEnd"/>
+            <w:r>
+              <w:rPr>
+                <w:rFonts w:ascii="Consolas" w:hAnsi="Consolas"/>
+                <w:sz w:val="17"/>
+              </w:rPr>
+              <w:t xml:space="preserve"> the Original Dataset\n")</w:t>
             </w:r>
           </w:p>
           <w:p>
@@ -2774,7 +2984,23 @@
                 <w:rFonts w:ascii="Consolas" w:hAnsi="Consolas"/>
                 <w:sz w:val="17"/>
               </w:rPr>
-              <w:t>print(dataFrame, "\n")</w:t>
+              <w:t>print(</w:t>
+            </w:r>
+            <w:proofErr w:type="spellStart"/>
+            <w:r>
+              <w:rPr>
+                <w:rFonts w:ascii="Consolas" w:hAnsi="Consolas"/>
+                <w:sz w:val="17"/>
+              </w:rPr>
+              <w:t>dataFrame</w:t>
+            </w:r>
+            <w:proofErr w:type="spellEnd"/>
+            <w:r>
+              <w:rPr>
+                <w:rFonts w:ascii="Consolas" w:hAnsi="Consolas"/>
+                <w:sz w:val="17"/>
+              </w:rPr>
+              <w:t>, "\n")</w:t>
             </w:r>
           </w:p>
           <w:p>
@@ -2805,12 +3031,37 @@
             <w:pPr>
               <w:keepLines/>
             </w:pPr>
-            <w:r>
-              <w:rPr>
-                <w:rFonts w:ascii="Consolas" w:hAnsi="Consolas"/>
-                <w:sz w:val="17"/>
-              </w:rPr>
-              <w:t>only_name_colum = pd.DataFrame(</w:t>
+            <w:proofErr w:type="spellStart"/>
+            <w:r>
+              <w:rPr>
+                <w:rFonts w:ascii="Consolas" w:hAnsi="Consolas"/>
+                <w:sz w:val="17"/>
+              </w:rPr>
+              <w:t>only_name_colum</w:t>
+            </w:r>
+            <w:proofErr w:type="spellEnd"/>
+            <w:r>
+              <w:rPr>
+                <w:rFonts w:ascii="Consolas" w:hAnsi="Consolas"/>
+                <w:sz w:val="17"/>
+              </w:rPr>
+              <w:t xml:space="preserve"> = </w:t>
+            </w:r>
+            <w:proofErr w:type="spellStart"/>
+            <w:r>
+              <w:rPr>
+                <w:rFonts w:ascii="Consolas" w:hAnsi="Consolas"/>
+                <w:sz w:val="17"/>
+              </w:rPr>
+              <w:t>pd.DataFrame</w:t>
+            </w:r>
+            <w:proofErr w:type="spellEnd"/>
+            <w:r>
+              <w:rPr>
+                <w:rFonts w:ascii="Consolas" w:hAnsi="Consolas"/>
+                <w:sz w:val="17"/>
+              </w:rPr>
+              <w:t>(</w:t>
             </w:r>
           </w:p>
           <w:p>
@@ -2822,7 +3073,23 @@
                 <w:rFonts w:ascii="Consolas" w:hAnsi="Consolas"/>
                 <w:sz w:val="17"/>
               </w:rPr>
-              <w:t xml:space="preserve">    dataFrame, columns=["Name", "Marks"]</w:t>
+              <w:t xml:space="preserve">    </w:t>
+            </w:r>
+            <w:proofErr w:type="spellStart"/>
+            <w:r>
+              <w:rPr>
+                <w:rFonts w:ascii="Consolas" w:hAnsi="Consolas"/>
+                <w:sz w:val="17"/>
+              </w:rPr>
+              <w:t>dataFrame</w:t>
+            </w:r>
+            <w:proofErr w:type="spellEnd"/>
+            <w:r>
+              <w:rPr>
+                <w:rFonts w:ascii="Consolas" w:hAnsi="Consolas"/>
+                <w:sz w:val="17"/>
+              </w:rPr>
+              <w:t>, columns=["Name", "Marks"]</w:t>
             </w:r>
           </w:p>
           <w:p>
@@ -2858,7 +3125,23 @@
                 <w:rFonts w:ascii="Consolas" w:hAnsi="Consolas"/>
                 <w:sz w:val="17"/>
               </w:rPr>
-              <w:t>print(only_name_colum, "\n")</w:t>
+              <w:t>print(</w:t>
+            </w:r>
+            <w:proofErr w:type="spellStart"/>
+            <w:r>
+              <w:rPr>
+                <w:rFonts w:ascii="Consolas" w:hAnsi="Consolas"/>
+                <w:sz w:val="17"/>
+              </w:rPr>
+              <w:t>only_name_colum</w:t>
+            </w:r>
+            <w:proofErr w:type="spellEnd"/>
+            <w:r>
+              <w:rPr>
+                <w:rFonts w:ascii="Consolas" w:hAnsi="Consolas"/>
+                <w:sz w:val="17"/>
+              </w:rPr>
+              <w:t>, "\n")</w:t>
             </w:r>
           </w:p>
           <w:p>
@@ -2894,7 +3177,23 @@
                 <w:rFonts w:ascii="Consolas" w:hAnsi="Consolas"/>
                 <w:sz w:val="17"/>
               </w:rPr>
-              <w:t>marks_greater_than_70 = pd.DataFrame(</w:t>
+              <w:t xml:space="preserve">marks_greater_than_70 = </w:t>
+            </w:r>
+            <w:proofErr w:type="spellStart"/>
+            <w:r>
+              <w:rPr>
+                <w:rFonts w:ascii="Consolas" w:hAnsi="Consolas"/>
+                <w:sz w:val="17"/>
+              </w:rPr>
+              <w:t>pd.DataFrame</w:t>
+            </w:r>
+            <w:proofErr w:type="spellEnd"/>
+            <w:r>
+              <w:rPr>
+                <w:rFonts w:ascii="Consolas" w:hAnsi="Consolas"/>
+                <w:sz w:val="17"/>
+              </w:rPr>
+              <w:t>(</w:t>
             </w:r>
           </w:p>
           <w:p>
@@ -2906,7 +3205,39 @@
                 <w:rFonts w:ascii="Consolas" w:hAnsi="Consolas"/>
                 <w:sz w:val="17"/>
               </w:rPr>
-              <w:t xml:space="preserve">    dataFrame[dataFrame["Marks"] &gt; 70]</w:t>
+              <w:t xml:space="preserve">    </w:t>
+            </w:r>
+            <w:proofErr w:type="spellStart"/>
+            <w:r>
+              <w:rPr>
+                <w:rFonts w:ascii="Consolas" w:hAnsi="Consolas"/>
+                <w:sz w:val="17"/>
+              </w:rPr>
+              <w:t>dataFrame</w:t>
+            </w:r>
+            <w:proofErr w:type="spellEnd"/>
+            <w:r>
+              <w:rPr>
+                <w:rFonts w:ascii="Consolas" w:hAnsi="Consolas"/>
+                <w:sz w:val="17"/>
+              </w:rPr>
+              <w:t>[</w:t>
+            </w:r>
+            <w:proofErr w:type="spellStart"/>
+            <w:r>
+              <w:rPr>
+                <w:rFonts w:ascii="Consolas" w:hAnsi="Consolas"/>
+                <w:sz w:val="17"/>
+              </w:rPr>
+              <w:t>dataFrame</w:t>
+            </w:r>
+            <w:proofErr w:type="spellEnd"/>
+            <w:r>
+              <w:rPr>
+                <w:rFonts w:ascii="Consolas" w:hAnsi="Consolas"/>
+                <w:sz w:val="17"/>
+              </w:rPr>
+              <w:t>["Marks"] &gt; 70]</w:t>
             </w:r>
           </w:p>
           <w:p>
@@ -2973,12 +3304,21 @@
             <w:pPr>
               <w:keepLines/>
             </w:pPr>
-            <w:r>
-              <w:rPr>
-                <w:rFonts w:ascii="Consolas" w:hAnsi="Consolas"/>
-                <w:sz w:val="17"/>
-              </w:rPr>
-              <w:t>dataFrame["Grade"] = [</w:t>
+            <w:proofErr w:type="spellStart"/>
+            <w:r>
+              <w:rPr>
+                <w:rFonts w:ascii="Consolas" w:hAnsi="Consolas"/>
+                <w:sz w:val="17"/>
+              </w:rPr>
+              <w:t>dataFrame</w:t>
+            </w:r>
+            <w:proofErr w:type="spellEnd"/>
+            <w:r>
+              <w:rPr>
+                <w:rFonts w:ascii="Consolas" w:hAnsi="Consolas"/>
+                <w:sz w:val="17"/>
+              </w:rPr>
+              <w:t>["Grade"] = [</w:t>
             </w:r>
           </w:p>
           <w:p>
@@ -3038,7 +3378,23 @@
                 <w:rFonts w:ascii="Consolas" w:hAnsi="Consolas"/>
                 <w:sz w:val="17"/>
               </w:rPr>
-              <w:t xml:space="preserve">    for marks in dataFrame["Marks"]</w:t>
+              <w:t xml:space="preserve">    for marks in </w:t>
+            </w:r>
+            <w:proofErr w:type="spellStart"/>
+            <w:r>
+              <w:rPr>
+                <w:rFonts w:ascii="Consolas" w:hAnsi="Consolas"/>
+                <w:sz w:val="17"/>
+              </w:rPr>
+              <w:t>dataFrame</w:t>
+            </w:r>
+            <w:proofErr w:type="spellEnd"/>
+            <w:r>
+              <w:rPr>
+                <w:rFonts w:ascii="Consolas" w:hAnsi="Consolas"/>
+                <w:sz w:val="17"/>
+              </w:rPr>
+              <w:t>["Marks"]</w:t>
             </w:r>
           </w:p>
           <w:p>
@@ -3099,7 +3455,23 @@
                 <w:rFonts w:ascii="Consolas" w:hAnsi="Consolas"/>
                 <w:sz w:val="17"/>
               </w:rPr>
-              <w:t>print(dataFrame, "\n")</w:t>
+              <w:t>print(</w:t>
+            </w:r>
+            <w:proofErr w:type="spellStart"/>
+            <w:r>
+              <w:rPr>
+                <w:rFonts w:ascii="Consolas" w:hAnsi="Consolas"/>
+                <w:sz w:val="17"/>
+              </w:rPr>
+              <w:t>dataFrame</w:t>
+            </w:r>
+            <w:proofErr w:type="spellEnd"/>
+            <w:r>
+              <w:rPr>
+                <w:rFonts w:ascii="Consolas" w:hAnsi="Consolas"/>
+                <w:sz w:val="17"/>
+              </w:rPr>
+              <w:t>, "\n")</w:t>
             </w:r>
           </w:p>
           <w:p>
@@ -3130,12 +3502,37 @@
             <w:pPr>
               <w:keepLines/>
             </w:pPr>
-            <w:r>
-              <w:rPr>
-                <w:rFonts w:ascii="Consolas" w:hAnsi="Consolas"/>
-                <w:sz w:val="17"/>
-              </w:rPr>
-              <w:t>sort_by_marks = dataFrame.sort_values(</w:t>
+            <w:proofErr w:type="spellStart"/>
+            <w:r>
+              <w:rPr>
+                <w:rFonts w:ascii="Consolas" w:hAnsi="Consolas"/>
+                <w:sz w:val="17"/>
+              </w:rPr>
+              <w:t>sort_by_marks</w:t>
+            </w:r>
+            <w:proofErr w:type="spellEnd"/>
+            <w:r>
+              <w:rPr>
+                <w:rFonts w:ascii="Consolas" w:hAnsi="Consolas"/>
+                <w:sz w:val="17"/>
+              </w:rPr>
+              <w:t xml:space="preserve"> = </w:t>
+            </w:r>
+            <w:proofErr w:type="spellStart"/>
+            <w:r>
+              <w:rPr>
+                <w:rFonts w:ascii="Consolas" w:hAnsi="Consolas"/>
+                <w:sz w:val="17"/>
+              </w:rPr>
+              <w:t>dataFrame.sort_values</w:t>
+            </w:r>
+            <w:proofErr w:type="spellEnd"/>
+            <w:r>
+              <w:rPr>
+                <w:rFonts w:ascii="Consolas" w:hAnsi="Consolas"/>
+                <w:sz w:val="17"/>
+              </w:rPr>
+              <w:t>(</w:t>
             </w:r>
           </w:p>
           <w:p>
@@ -3183,7 +3580,23 @@
                 <w:rFonts w:ascii="Consolas" w:hAnsi="Consolas"/>
                 <w:sz w:val="17"/>
               </w:rPr>
-              <w:t>print(sort_by_marks, "\n")</w:t>
+              <w:t>print(</w:t>
+            </w:r>
+            <w:proofErr w:type="spellStart"/>
+            <w:r>
+              <w:rPr>
+                <w:rFonts w:ascii="Consolas" w:hAnsi="Consolas"/>
+                <w:sz w:val="17"/>
+              </w:rPr>
+              <w:t>sort_by_marks</w:t>
+            </w:r>
+            <w:proofErr w:type="spellEnd"/>
+            <w:r>
+              <w:rPr>
+                <w:rFonts w:ascii="Consolas" w:hAnsi="Consolas"/>
+                <w:sz w:val="17"/>
+              </w:rPr>
+              <w:t>, "\n")</w:t>
             </w:r>
           </w:p>
           <w:p>
@@ -3219,7 +3632,23 @@
                 <w:rFonts w:ascii="Consolas" w:hAnsi="Consolas"/>
                 <w:sz w:val="17"/>
               </w:rPr>
-              <w:t>average = dataFrame["Marks"].mean()</w:t>
+              <w:t xml:space="preserve">average = </w:t>
+            </w:r>
+            <w:proofErr w:type="spellStart"/>
+            <w:r>
+              <w:rPr>
+                <w:rFonts w:ascii="Consolas" w:hAnsi="Consolas"/>
+                <w:sz w:val="17"/>
+              </w:rPr>
+              <w:t>dataFrame</w:t>
+            </w:r>
+            <w:proofErr w:type="spellEnd"/>
+            <w:r>
+              <w:rPr>
+                <w:rFonts w:ascii="Consolas" w:hAnsi="Consolas"/>
+                <w:sz w:val="17"/>
+              </w:rPr>
+              <w:t>["Marks"].mean()</w:t>
             </w:r>
           </w:p>
           <w:p>
@@ -3482,17 +3911,49 @@
                       <w:rFonts w:ascii="Times New Roman" w:hAnsi="Times New Roman"/>
                       <w:sz w:val="19"/>
                     </w:rPr>
-                    <w:t xml:space="preserve">Figure 2.1 displays the original DataFrame created from the student dictionary. It contains the columns StudentID, Name, and Marks for five students. The </w:t>
+                    <w:t xml:space="preserve">Figure 2.1 displays the original </w:t>
                   </w:r>
-                  <w:proofErr w:type="gramStart"/>
+                  <w:proofErr w:type="spellStart"/>
                   <w:r>
                     <w:rPr>
                       <w:rFonts w:ascii="Times New Roman" w:hAnsi="Times New Roman"/>
                       <w:sz w:val="19"/>
                     </w:rPr>
+                    <w:t>DataFrame</w:t>
+                  </w:r>
+                  <w:proofErr w:type="spellEnd"/>
+                  <w:r>
+                    <w:rPr>
+                      <w:rFonts w:ascii="Times New Roman" w:hAnsi="Times New Roman"/>
+                      <w:sz w:val="19"/>
+                    </w:rPr>
+                    <w:t xml:space="preserve"> created from the student dictionary. It contains the columns </w:t>
+                  </w:r>
+                  <w:proofErr w:type="spellStart"/>
+                  <w:r>
+                    <w:rPr>
+                      <w:rFonts w:ascii="Times New Roman" w:hAnsi="Times New Roman"/>
+                      <w:sz w:val="19"/>
+                    </w:rPr>
+                    <w:t>StudentID</w:t>
+                  </w:r>
+                  <w:proofErr w:type="spellEnd"/>
+                  <w:r>
+                    <w:rPr>
+                      <w:rFonts w:ascii="Times New Roman" w:hAnsi="Times New Roman"/>
+                      <w:sz w:val="19"/>
+                    </w:rPr>
+                    <w:t xml:space="preserve">, Name, and Marks for five students. The </w:t>
+                  </w:r>
+                  <w:proofErr w:type="spellStart"/>
+                  <w:r>
+                    <w:rPr>
+                      <w:rFonts w:ascii="Times New Roman" w:hAnsi="Times New Roman"/>
+                      <w:sz w:val="19"/>
+                    </w:rPr>
                     <w:t>pd.DataFrame</w:t>
                   </w:r>
-                  <w:proofErr w:type="gramEnd"/>
+                  <w:proofErr w:type="spellEnd"/>
                   <w:r>
                     <w:rPr>
                       <w:rFonts w:ascii="Times New Roman" w:hAnsi="Times New Roman"/>
@@ -3533,7 +3994,23 @@
                       <w:rFonts w:ascii="Times New Roman" w:hAnsi="Times New Roman"/>
                       <w:sz w:val="19"/>
                     </w:rPr>
-                    <w:t xml:space="preserve">Figure 2.2 shows only the Name and Marks columns selected from    the original DataFrame. This demonstrates column </w:t>
+                    <w:t xml:space="preserve">Figure 2.2 shows only the Name and Marks columns selected from    the original </w:t>
+                  </w:r>
+                  <w:proofErr w:type="spellStart"/>
+                  <w:r>
+                    <w:rPr>
+                      <w:rFonts w:ascii="Times New Roman" w:hAnsi="Times New Roman"/>
+                      <w:sz w:val="19"/>
+                    </w:rPr>
+                    <w:t>DataFrame</w:t>
+                  </w:r>
+                  <w:proofErr w:type="spellEnd"/>
+                  <w:r>
+                    <w:rPr>
+                      <w:rFonts w:ascii="Times New Roman" w:hAnsi="Times New Roman"/>
+                      <w:sz w:val="19"/>
+                    </w:rPr>
+                    <w:t xml:space="preserve">. This demonstrates column </w:t>
                   </w:r>
                   <w:r>
                     <w:rPr>
@@ -3541,7 +4018,39 @@
                       <w:sz w:val="19"/>
                     </w:rPr>
                     <w:br/>
-                    <w:t xml:space="preserve">            selection and allows the analysis to focus on the           st u d   student names and their corresponding marks without    d        i Displaying StudentID.</w:t>
+                    <w:t xml:space="preserve">            selection and allows the analysis to focus on the           st u d   student names and their corresponding marks without    d        </w:t>
+                  </w:r>
+                  <w:proofErr w:type="spellStart"/>
+                  <w:r>
+                    <w:rPr>
+                      <w:rFonts w:ascii="Times New Roman" w:hAnsi="Times New Roman"/>
+                      <w:sz w:val="19"/>
+                    </w:rPr>
+                    <w:t>i</w:t>
+                  </w:r>
+                  <w:proofErr w:type="spellEnd"/>
+                  <w:r>
+                    <w:rPr>
+                      <w:rFonts w:ascii="Times New Roman" w:hAnsi="Times New Roman"/>
+                      <w:sz w:val="19"/>
+                    </w:rPr>
+                    <w:t xml:space="preserve"> Displaying </w:t>
+                  </w:r>
+                  <w:proofErr w:type="spellStart"/>
+                  <w:r>
+                    <w:rPr>
+                      <w:rFonts w:ascii="Times New Roman" w:hAnsi="Times New Roman"/>
+                      <w:sz w:val="19"/>
+                    </w:rPr>
+                    <w:t>StudentID</w:t>
+                  </w:r>
+                  <w:proofErr w:type="spellEnd"/>
+                  <w:r>
+                    <w:rPr>
+                      <w:rFonts w:ascii="Times New Roman" w:hAnsi="Times New Roman"/>
+                      <w:sz w:val="19"/>
+                    </w:rPr>
+                    <w:t>.</w:t>
                   </w:r>
                 </w:p>
               </w:tc>
@@ -3921,7 +4430,23 @@
                       <w:rFonts w:ascii="Times New Roman" w:hAnsi="Times New Roman"/>
                       <w:sz w:val="19"/>
                     </w:rPr>
-                    <w:t xml:space="preserve">condition dataFrame["Marks"] &gt; 70 retains John, </w:t>
+                    <w:t xml:space="preserve">condition </w:t>
+                  </w:r>
+                  <w:proofErr w:type="spellStart"/>
+                  <w:r>
+                    <w:rPr>
+                      <w:rFonts w:ascii="Times New Roman" w:hAnsi="Times New Roman"/>
+                      <w:sz w:val="19"/>
+                    </w:rPr>
+                    <w:t>dataFrame</w:t>
+                  </w:r>
+                  <w:proofErr w:type="spellEnd"/>
+                  <w:r>
+                    <w:rPr>
+                      <w:rFonts w:ascii="Times New Roman" w:hAnsi="Times New Roman"/>
+                      <w:sz w:val="19"/>
+                    </w:rPr>
+                    <w:t xml:space="preserve">["Marks"] &gt; 70 retains John, </w:t>
                   </w:r>
                 </w:p>
                 <w:p>
@@ -3938,23 +4463,7 @@
                       <w:rFonts w:ascii="Times New Roman" w:hAnsi="Times New Roman"/>
                       <w:sz w:val="19"/>
                     </w:rPr>
-                    <w:t xml:space="preserve">Alice, and </w:t>
-                  </w:r>
-                  <w:proofErr w:type="gramStart"/>
-                  <w:r>
-                    <w:rPr>
-                      <w:rFonts w:ascii="Times New Roman" w:hAnsi="Times New Roman"/>
-                      <w:sz w:val="19"/>
-                    </w:rPr>
-                    <w:t>Cook</w:t>
-                  </w:r>
-                  <w:proofErr w:type="gramEnd"/>
-                  <w:r>
-                    <w:rPr>
-                      <w:rFonts w:ascii="Times New Roman" w:hAnsi="Times New Roman"/>
-                      <w:sz w:val="19"/>
-                    </w:rPr>
-                    <w:t xml:space="preserve"> because their marks satisfy the </w:t>
+                    <w:t xml:space="preserve">Alice, and Cook because their marks satisfy the </w:t>
                   </w:r>
                 </w:p>
                 <w:p>
@@ -3998,23 +4507,23 @@
                       <w:rFonts w:ascii="Times New Roman" w:hAnsi="Times New Roman"/>
                       <w:sz w:val="19"/>
                     </w:rPr>
-                    <w:t xml:space="preserve">Figure 2.4 displays the updated DataFrame after adding the Grade column. Grades are assigned </w:t>
+                    <w:t xml:space="preserve">Figure 2.4 displays the updated </w:t>
                   </w:r>
-                  <w:proofErr w:type="gramStart"/>
+                  <w:proofErr w:type="spellStart"/>
                   <w:r>
                     <w:rPr>
                       <w:rFonts w:ascii="Times New Roman" w:hAnsi="Times New Roman"/>
                       <w:sz w:val="19"/>
                     </w:rPr>
-                    <w:t>using  conditional</w:t>
+                    <w:t>DataFrame</w:t>
                   </w:r>
-                  <w:proofErr w:type="gramEnd"/>
+                  <w:proofErr w:type="spellEnd"/>
                   <w:r>
                     <w:rPr>
                       <w:rFonts w:ascii="Times New Roman" w:hAnsi="Times New Roman"/>
                       <w:sz w:val="19"/>
                     </w:rPr>
-                    <w:t xml:space="preserve"> logic: A for marks of 90 or above, B for 80-89, C for 70-79, D for 60-69, and E for    marks below 60.</w:t>
+                    <w:t xml:space="preserve"> after adding the Grade column. Grades are assigned using  conditional logic: A for marks of 90 or above, B for 80-89, C for 70-79, D for 60-69, and E for    marks below 60.</w:t>
                   </w:r>
                 </w:p>
               </w:tc>
@@ -4223,23 +4732,23 @@
                       <w:rFonts w:ascii="Times New Roman" w:hAnsi="Times New Roman"/>
                       <w:sz w:val="19"/>
                     </w:rPr>
-                    <w:t>Figure 2.5 shows the records sorted from the lowest marks to the highest marks using sort_</w:t>
+                    <w:t xml:space="preserve">Figure 2.5 shows the records sorted from the lowest marks to the highest marks using </w:t>
                   </w:r>
-                  <w:proofErr w:type="gramStart"/>
+                  <w:proofErr w:type="spellStart"/>
                   <w:r>
                     <w:rPr>
                       <w:rFonts w:ascii="Times New Roman" w:hAnsi="Times New Roman"/>
                       <w:sz w:val="19"/>
                     </w:rPr>
-                    <w:t>values(</w:t>
+                    <w:t>sort_values</w:t>
                   </w:r>
-                  <w:proofErr w:type="gramEnd"/>
+                  <w:proofErr w:type="spellEnd"/>
                   <w:r>
                     <w:rPr>
                       <w:rFonts w:ascii="Times New Roman" w:hAnsi="Times New Roman"/>
                       <w:sz w:val="19"/>
                     </w:rPr>
-                    <w:t xml:space="preserve">). Hasnain       a appears first with 45 marks, while Cook appears </w:t>
+                    <w:t xml:space="preserve">(). Hasnain       a appears first with 45 marks, while Cook appears </w:t>
                   </w:r>
                 </w:p>
                 <w:p>
@@ -4301,23 +4810,7 @@
                       <w:sz w:val="19"/>
                     </w:rPr>
                     <w:lastRenderedPageBreak/>
-                    <w:t xml:space="preserve">Figure 2.6 displays the average marks calculated using   the </w:t>
-                  </w:r>
-                  <w:proofErr w:type="gramStart"/>
-                  <w:r>
-                    <w:rPr>
-                      <w:rFonts w:ascii="Times New Roman" w:hAnsi="Times New Roman"/>
-                      <w:sz w:val="19"/>
-                    </w:rPr>
-                    <w:t>mean(</w:t>
-                  </w:r>
-                  <w:proofErr w:type="gramEnd"/>
-                  <w:r>
-                    <w:rPr>
-                      <w:rFonts w:ascii="Times New Roman" w:hAnsi="Times New Roman"/>
-                      <w:sz w:val="19"/>
-                    </w:rPr>
-                    <w:t>) function. The total marks of all five     students divided by five gives an average of        77.0.</w:t>
+                    <w:t>Figure 2.6 displays the average marks calculated using   the mean() function. The total marks of all five     students divided by five gives an average of        77.0.</w:t>
                   </w:r>
                 </w:p>
               </w:tc>
@@ -4446,7 +4939,39 @@
                 <w:rFonts w:ascii="Times New Roman" w:hAnsi="Times New Roman"/>
                 <w:sz w:val="21"/>
               </w:rPr>
-              <w:t>This exercise successfully demonstrated basic student-data manipulation and analysis using Pandas. A DataFrame containing StudentID, Name, and Marks was created from a Python dictionary, and multiple operations were performed on the dataset.</w:t>
+              <w:t xml:space="preserve">This exercise successfully demonstrated basic student-data manipulation and analysis using Pandas. A </w:t>
+            </w:r>
+            <w:proofErr w:type="spellStart"/>
+            <w:r>
+              <w:rPr>
+                <w:rFonts w:ascii="Times New Roman" w:hAnsi="Times New Roman"/>
+                <w:sz w:val="21"/>
+              </w:rPr>
+              <w:t>DataFrame</w:t>
+            </w:r>
+            <w:proofErr w:type="spellEnd"/>
+            <w:r>
+              <w:rPr>
+                <w:rFonts w:ascii="Times New Roman" w:hAnsi="Times New Roman"/>
+                <w:sz w:val="21"/>
+              </w:rPr>
+              <w:t xml:space="preserve"> containing </w:t>
+            </w:r>
+            <w:proofErr w:type="spellStart"/>
+            <w:r>
+              <w:rPr>
+                <w:rFonts w:ascii="Times New Roman" w:hAnsi="Times New Roman"/>
+                <w:sz w:val="21"/>
+              </w:rPr>
+              <w:t>StudentID</w:t>
+            </w:r>
+            <w:proofErr w:type="spellEnd"/>
+            <w:r>
+              <w:rPr>
+                <w:rFonts w:ascii="Times New Roman" w:hAnsi="Times New Roman"/>
+                <w:sz w:val="21"/>
+              </w:rPr>
+              <w:t>, Name, and Marks was created from a Python dictionary, and multiple operations were performed on the dataset.</w:t>
             </w:r>
           </w:p>
           <w:p>
@@ -4512,7 +5037,23 @@
                 <w:rFonts w:ascii="Times New Roman" w:hAnsi="Times New Roman"/>
                 <w:sz w:val="21"/>
               </w:rPr>
-              <w:t>• The records were arranged in ascending order of marks using sort_values().</w:t>
+              <w:t xml:space="preserve">• The records were arranged in ascending order of marks using </w:t>
+            </w:r>
+            <w:proofErr w:type="spellStart"/>
+            <w:r>
+              <w:rPr>
+                <w:rFonts w:ascii="Times New Roman" w:hAnsi="Times New Roman"/>
+                <w:sz w:val="21"/>
+              </w:rPr>
+              <w:t>sort_values</w:t>
+            </w:r>
+            <w:proofErr w:type="spellEnd"/>
+            <w:r>
+              <w:rPr>
+                <w:rFonts w:ascii="Times New Roman" w:hAnsi="Times New Roman"/>
+                <w:sz w:val="21"/>
+              </w:rPr>
+              <w:t>().</w:t>
             </w:r>
           </w:p>
           <w:p>
@@ -4538,7 +5079,23 @@
                 <w:rFonts w:ascii="Times New Roman" w:hAnsi="Times New Roman"/>
                 <w:sz w:val="21"/>
               </w:rPr>
-              <w:t>Overall, the exercise provided practical experience in DataFrame creation, column selection, row filtering, conditional transformation, sorting, and statistical aggregation. These operations are fundamental for data preprocessing and exploratory data analysis in Data Science and Machine Learning applications.</w:t>
+              <w:t xml:space="preserve">Overall, the exercise provided practical experience in </w:t>
+            </w:r>
+            <w:proofErr w:type="spellStart"/>
+            <w:r>
+              <w:rPr>
+                <w:rFonts w:ascii="Times New Roman" w:hAnsi="Times New Roman"/>
+                <w:sz w:val="21"/>
+              </w:rPr>
+              <w:t>DataFrame</w:t>
+            </w:r>
+            <w:proofErr w:type="spellEnd"/>
+            <w:r>
+              <w:rPr>
+                <w:rFonts w:ascii="Times New Roman" w:hAnsi="Times New Roman"/>
+                <w:sz w:val="21"/>
+              </w:rPr>
+              <w:t xml:space="preserve"> creation, column selection, row filtering, conditional transformation, sorting, and statistical aggregation. These operations are fundamental for data preprocessing and exploratory data analysis in Data Science and Machine Learning applications.</w:t>
             </w:r>
           </w:p>
         </w:tc>
@@ -4666,7 +5223,23 @@
                 <w:rFonts w:ascii="Times New Roman" w:hAnsi="Times New Roman"/>
                 <w:sz w:val="20"/>
               </w:rPr>
-              <w:t>4. Python Program (Google Colab Link)</w:t>
+              <w:t xml:space="preserve">4. Python Program (Google </w:t>
+            </w:r>
+            <w:proofErr w:type="spellStart"/>
+            <w:r>
+              <w:rPr>
+                <w:rFonts w:ascii="Times New Roman" w:hAnsi="Times New Roman"/>
+                <w:sz w:val="20"/>
+              </w:rPr>
+              <w:t>Colab</w:t>
+            </w:r>
+            <w:proofErr w:type="spellEnd"/>
+            <w:r>
+              <w:rPr>
+                <w:rFonts w:ascii="Times New Roman" w:hAnsi="Times New Roman"/>
+                <w:sz w:val="20"/>
+              </w:rPr>
+              <w:t xml:space="preserve"> Link)</w:t>
             </w:r>
           </w:p>
           <w:p>
@@ -4705,7 +5278,23 @@
                 <w:rFonts w:ascii="Times New Roman" w:hAnsi="Times New Roman"/>
                 <w:sz w:val="20"/>
               </w:rPr>
-              <w:t xml:space="preserve">4. Pandas DataFrame API Reference: </w:t>
+              <w:t xml:space="preserve">4. Pandas </w:t>
+            </w:r>
+            <w:proofErr w:type="spellStart"/>
+            <w:r>
+              <w:rPr>
+                <w:rFonts w:ascii="Times New Roman" w:hAnsi="Times New Roman"/>
+                <w:sz w:val="20"/>
+              </w:rPr>
+              <w:t>DataFrame</w:t>
+            </w:r>
+            <w:proofErr w:type="spellEnd"/>
+            <w:r>
+              <w:rPr>
+                <w:rFonts w:ascii="Times New Roman" w:hAnsi="Times New Roman"/>
+                <w:sz w:val="20"/>
+              </w:rPr>
+              <w:t xml:space="preserve"> API Reference: </w:t>
             </w:r>
             <w:hyperlink r:id="rId17" w:history="1">
               <w:r>
@@ -4727,7 +5316,24 @@
                 <w:rFonts w:ascii="Times New Roman" w:hAnsi="Times New Roman"/>
                 <w:sz w:val="20"/>
               </w:rPr>
-              <w:t>5. Class lecture link: https://drive.google.com/file/d/15diEukCtrPLimox63oa9ce1U-t4qVMUy/view</w:t>
+              <w:t xml:space="preserve">5. Class lecture link: </w:t>
+            </w:r>
+            <w:hyperlink r:id="rId18" w:history="1">
+              <w:r>
+                <w:rPr>
+                  <w:rStyle w:val="Hyperlink"/>
+                  <w:rFonts w:ascii="Times New Roman" w:hAnsi="Times New Roman"/>
+                  <w:sz w:val="20"/>
+                </w:rPr>
+                <w:t>https://drive.google.com/file/d/15diEukCtrPLimox63oa9ce1U-t4qVMUy/view</w:t>
+              </w:r>
+            </w:hyperlink>
+            <w:r>
+              <w:rPr>
+                <w:rFonts w:ascii="Times New Roman" w:hAnsi="Times New Roman"/>
+                <w:sz w:val="20"/>
+              </w:rPr>
+              <w:t xml:space="preserve"> </w:t>
             </w:r>
           </w:p>
         </w:tc>
@@ -4741,12 +5347,8 @@
       </w:pPr>
     </w:p>
     <w:sectPr>
-      <w:headerReference w:type="even" r:id="rId18"/>
       <w:headerReference w:type="default" r:id="rId19"/>
-      <w:footerReference w:type="even" r:id="rId20"/>
-      <w:footerReference w:type="default" r:id="rId21"/>
-      <w:headerReference w:type="first" r:id="rId22"/>
-      <w:footerReference w:type="first" r:id="rId23"/>
+      <w:footerReference w:type="default" r:id="rId20"/>
       <w:pgSz w:w="11906" w:h="16838"/>
       <w:pgMar w:top="1440" w:right="1440" w:bottom="1440" w:left="1440" w:header="708" w:footer="708" w:gutter="0"/>
       <w:pgBorders w:offsetFrom="page">
@@ -4763,7 +5365,7 @@
 </file>
 
 <file path=word/endnotes.xml><?xml version="1.0" encoding="utf-8"?>
-<w:endnotes xmlns:wpc="http://schemas.microsoft.com/office/word/2010/wordprocessingCanvas" xmlns:cx="http://schemas.microsoft.com/office/drawing/2014/chartex" xmlns:cx1="http://schemas.microsoft.com/office/drawing/2015/9/8/chartex" xmlns:cx2="http://schemas.microsoft.com/office/drawing/2015/10/21/chartex" xmlns:cx3="http://schemas.microsoft.com/office/drawing/2016/5/9/chartex" xmlns:cx4="http://schemas.microsoft.com/office/drawing/2016/5/10/chartex" xmlns:cx5="http://schemas.microsoft.com/office/drawing/2016/5/11/chartex" xmlns:cx6="http://schemas.microsoft.com/office/drawing/2016/5/12/chartex" xmlns:cx7="http://schemas.microsoft.com/office/drawing/2016/5/13/chartex" xmlns:cx8="http://schemas.microsoft.com/office/drawing/2016/5/14/chartex" xmlns:mc="http://schemas.openxmlformats.org/markup-compatibility/2006" xmlns:aink="http://schemas.microsoft.com/office/drawing/2016/ink" xmlns:am3d="http://schemas.microsoft.com/office/drawing/2017/model3d" xmlns:o="urn:schemas-microsoft-com:office:office" xmlns:oel="http://schemas.microsoft.com/office/2019/extlst" xmlns:r="http://schemas.openxmlformats.org/officeDocument/2006/relationships" xmlns:m="http://schemas.openxmlformats.org/officeDocument/2006/math" xmlns:v="urn:schemas-microsoft-com:vml" xmlns:wp14="http://schemas.microsoft.com/office/word/2010/wordprocessingDrawing" xmlns:wp="http://schemas.openxmlformats.org/drawingml/2006/wordprocessingDrawing" xmlns:w10="urn:schemas-microsoft-com:office:word" xmlns:w="http://schemas.openxmlformats.org/wordprocessingml/2006/main" xmlns:w14="http://schemas.microsoft.com/office/word/2010/wordml" xmlns:w15="http://schemas.microsoft.com/office/word/2012/wordml" xmlns:w16cex="http://schemas.microsoft.com/office/word/2018/wordml/cex" xmlns:w16cid="http://schemas.microsoft.com/office/word/2016/wordml/cid" xmlns:w16="http://schemas.microsoft.com/office/word/2018/wordml" xmlns:w16du="http://schemas.microsoft.com/office/word/2023/wordml/word16du" xmlns:w16sdtdh="http://schemas.microsoft.com/office/word/2020/wordml/sdtdatahash" xmlns:w16sdtfl="http://schemas.microsoft.com/office/word/2024/wordml/sdtformatlock" xmlns:w16se="http://schemas.microsoft.com/office/word/2015/wordml/symex" xmlns:wpg="http://schemas.microsoft.com/office/word/2010/wordprocessingGroup" xmlns:wpi="http://schemas.microsoft.com/office/word/2010/wordprocessingInk" xmlns:wne="http://schemas.microsoft.com/office/word/2006/wordml" xmlns:wps="http://schemas.microsoft.com/office/word/2010/wordprocessingShape" mc:Ignorable="w14 w15 w16se w16cid w16 w16cex w16sdtdh w16sdtfl w16du wp14">
+<w:endnotes xmlns:wpc="http://schemas.microsoft.com/office/word/2010/wordprocessingCanvas" xmlns:cx="http://schemas.microsoft.com/office/drawing/2014/chartex" xmlns:cx1="http://schemas.microsoft.com/office/drawing/2015/9/8/chartex" xmlns:cx2="http://schemas.microsoft.com/office/drawing/2015/10/21/chartex" xmlns:cx3="http://schemas.microsoft.com/office/drawing/2016/5/9/chartex" xmlns:cx4="http://schemas.microsoft.com/office/drawing/2016/5/10/chartex" xmlns:cx5="http://schemas.microsoft.com/office/drawing/2016/5/11/chartex" xmlns:cx6="http://schemas.microsoft.com/office/drawing/2016/5/12/chartex" xmlns:cx7="http://schemas.microsoft.com/office/drawing/2016/5/13/chartex" xmlns:cx8="http://schemas.microsoft.com/office/drawing/2016/5/14/chartex" xmlns:mc="http://schemas.openxmlformats.org/markup-compatibility/2006" xmlns:aink="http://schemas.microsoft.com/office/drawing/2016/ink" xmlns:am3d="http://schemas.microsoft.com/office/drawing/2017/model3d" xmlns:o="urn:schemas-microsoft-com:office:office" xmlns:oel="http://schemas.microsoft.com/office/2019/extlst" xmlns:r="http://schemas.openxmlformats.org/officeDocument/2006/relationships" xmlns:m="http://schemas.openxmlformats.org/officeDocument/2006/math" xmlns:v="urn:schemas-microsoft-com:vml" xmlns:wp14="http://schemas.microsoft.com/office/word/2010/wordprocessingDrawing" xmlns:wp="http://schemas.openxmlformats.org/drawingml/2006/wordprocessingDrawing" xmlns:w10="urn:schemas-microsoft-com:office:word" xmlns:w="http://schemas.openxmlformats.org/wordprocessingml/2006/main" xmlns:w14="http://schemas.microsoft.com/office/word/2010/wordml" xmlns:w15="http://schemas.microsoft.com/office/word/2012/wordml" xmlns:w16cei="http://schemas.microsoft.com/office/word/2026/wordml/cei" xmlns:w16cex="http://schemas.microsoft.com/office/word/2018/wordml/cex" xmlns:w16cid="http://schemas.microsoft.com/office/word/2016/wordml/cid" xmlns:w16="http://schemas.microsoft.com/office/word/2018/wordml" xmlns:w16du="http://schemas.microsoft.com/office/word/2023/wordml/word16du" xmlns:w16sdtdh="http://schemas.microsoft.com/office/word/2020/wordml/sdtdatahash" xmlns:w16sdtfl="http://schemas.microsoft.com/office/word/2024/wordml/sdtformatlock" xmlns:w16se="http://schemas.microsoft.com/office/word/2015/wordml/symex" xmlns:wpg="http://schemas.microsoft.com/office/word/2010/wordprocessingGroup" xmlns:wpi="http://schemas.microsoft.com/office/word/2010/wordprocessingInk" xmlns:wne="http://schemas.microsoft.com/office/word/2006/wordml" xmlns:wps="http://schemas.microsoft.com/office/word/2010/wordprocessingShape" mc:Ignorable="w14 w15 w16se w16cid w16 w16cex w16sdtdh w16sdtfl w16du wp14">
   <w:endnote w:type="separator" w:id="-1">
     <w:p>
       <w:pPr>
@@ -4788,20 +5390,10 @@
 </file>
 
 <file path=word/footer1.xml><?xml version="1.0" encoding="utf-8"?>
-<w:ftr xmlns:wpc="http://schemas.microsoft.com/office/word/2010/wordprocessingCanvas" xmlns:cx="http://schemas.microsoft.com/office/drawing/2014/chartex" xmlns:cx1="http://schemas.microsoft.com/office/drawing/2015/9/8/chartex" xmlns:cx2="http://schemas.microsoft.com/office/drawing/2015/10/21/chartex" xmlns:cx3="http://schemas.microsoft.com/office/drawing/2016/5/9/chartex" xmlns:cx4="http://schemas.microsoft.com/office/drawing/2016/5/10/chartex" xmlns:cx5="http://schemas.microsoft.com/office/drawing/2016/5/11/chartex" xmlns:cx6="http://schemas.microsoft.com/office/drawing/2016/5/12/chartex" xmlns:cx7="http://schemas.microsoft.com/office/drawing/2016/5/13/chartex" xmlns:cx8="http://schemas.microsoft.com/office/drawing/2016/5/14/chartex" xmlns:mc="http://schemas.openxmlformats.org/markup-compatibility/2006" xmlns:aink="http://schemas.microsoft.com/office/drawing/2016/ink" xmlns:am3d="http://schemas.microsoft.com/office/drawing/2017/model3d" xmlns:o="urn:schemas-microsoft-com:office:office" xmlns:oel="http://schemas.microsoft.com/office/2019/extlst" xmlns:r="http://schemas.openxmlformats.org/officeDocument/2006/relationships" xmlns:m="http://schemas.openxmlformats.org/officeDocument/2006/math" xmlns:v="urn:schemas-microsoft-com:vml" xmlns:wp14="http://schemas.microsoft.com/office/word/2010/wordprocessingDrawing" xmlns:wp="http://schemas.openxmlformats.org/drawingml/2006/wordprocessingDrawing" xmlns:w10="urn:schemas-microsoft-com:office:word" xmlns:w="http://schemas.openxmlformats.org/wordprocessingml/2006/main" xmlns:w14="http://schemas.microsoft.com/office/word/2010/wordml" xmlns:w15="http://schemas.microsoft.com/office/word/2012/wordml" xmlns:w16cex="http://schemas.microsoft.com/office/word/2018/wordml/cex" xmlns:w16cid="http://schemas.microsoft.com/office/word/2016/wordml/cid" xmlns:w16="http://schemas.microsoft.com/office/word/2018/wordml" xmlns:w16du="http://schemas.microsoft.com/office/word/2023/wordml/word16du" xmlns:w16sdtdh="http://schemas.microsoft.com/office/word/2020/wordml/sdtdatahash" xmlns:w16sdtfl="http://schemas.microsoft.com/office/word/2024/wordml/sdtformatlock" xmlns:w16se="http://schemas.microsoft.com/office/word/2015/wordml/symex" xmlns:wpg="http://schemas.microsoft.com/office/word/2010/wordprocessingGroup" xmlns:wpi="http://schemas.microsoft.com/office/word/2010/wordprocessingInk" xmlns:wne="http://schemas.microsoft.com/office/word/2006/wordml" xmlns:wps="http://schemas.microsoft.com/office/word/2010/wordprocessingShape" mc:Ignorable="w14 w15 w16se w16cid w16 w16cex w16sdtdh w16sdtfl w16du wp14">
+<w:ftr xmlns:wpc="http://schemas.microsoft.com/office/word/2010/wordprocessingCanvas" xmlns:cx="http://schemas.microsoft.com/office/drawing/2014/chartex" xmlns:cx1="http://schemas.microsoft.com/office/drawing/2015/9/8/chartex" xmlns:cx2="http://schemas.microsoft.com/office/drawing/2015/10/21/chartex" xmlns:cx3="http://schemas.microsoft.com/office/drawing/2016/5/9/chartex" xmlns:cx4="http://schemas.microsoft.com/office/drawing/2016/5/10/chartex" xmlns:cx5="http://schemas.microsoft.com/office/drawing/2016/5/11/chartex" xmlns:cx6="http://schemas.microsoft.com/office/drawing/2016/5/12/chartex" xmlns:cx7="http://schemas.microsoft.com/office/drawing/2016/5/13/chartex" xmlns:cx8="http://schemas.microsoft.com/office/drawing/2016/5/14/chartex" xmlns:mc="http://schemas.openxmlformats.org/markup-compatibility/2006" xmlns:aink="http://schemas.microsoft.com/office/drawing/2016/ink" xmlns:am3d="http://schemas.microsoft.com/office/drawing/2017/model3d" xmlns:o="urn:schemas-microsoft-com:office:office" xmlns:oel="http://schemas.microsoft.com/office/2019/extlst" xmlns:r="http://schemas.openxmlformats.org/officeDocument/2006/relationships" xmlns:m="http://schemas.openxmlformats.org/officeDocument/2006/math" xmlns:v="urn:schemas-microsoft-com:vml" xmlns:wp14="http://schemas.microsoft.com/office/word/2010/wordprocessingDrawing" xmlns:wp="http://schemas.openxmlformats.org/drawingml/2006/wordprocessingDrawing" xmlns:w10="urn:schemas-microsoft-com:office:word" xmlns:w="http://schemas.openxmlformats.org/wordprocessingml/2006/main" xmlns:w14="http://schemas.microsoft.com/office/word/2010/wordml" xmlns:w15="http://schemas.microsoft.com/office/word/2012/wordml" xmlns:w16cei="http://schemas.microsoft.com/office/word/2026/wordml/cei" xmlns:w16cex="http://schemas.microsoft.com/office/word/2018/wordml/cex" xmlns:w16cid="http://schemas.microsoft.com/office/word/2016/wordml/cid" xmlns:w16="http://schemas.microsoft.com/office/word/2018/wordml" xmlns:w16du="http://schemas.microsoft.com/office/word/2023/wordml/word16du" xmlns:w16sdtdh="http://schemas.microsoft.com/office/word/2020/wordml/sdtdatahash" xmlns:w16sdtfl="http://schemas.microsoft.com/office/word/2024/wordml/sdtformatlock" xmlns:w16se="http://schemas.microsoft.com/office/word/2015/wordml/symex" xmlns:wpg="http://schemas.microsoft.com/office/word/2010/wordprocessingGroup" xmlns:wpi="http://schemas.microsoft.com/office/word/2010/wordprocessingInk" xmlns:wne="http://schemas.microsoft.com/office/word/2006/wordml" xmlns:wps="http://schemas.microsoft.com/office/word/2010/wordprocessingShape" mc:Ignorable="w14 w15 w16se w16cid w16 w16cex w16sdtdh w16sdtfl w16du wp14">
   <w:p>
     <w:pPr>
       <w:pStyle w:val="Footer"/>
-    </w:pPr>
-  </w:p>
-</w:ftr>
-</file>
-
-<file path=word/footer2.xml><?xml version="1.0" encoding="utf-8"?>
-<w:ftr xmlns:wpc="http://schemas.microsoft.com/office/word/2010/wordprocessingCanvas" xmlns:cx="http://schemas.microsoft.com/office/drawing/2014/chartex" xmlns:cx1="http://schemas.microsoft.com/office/drawing/2015/9/8/chartex" xmlns:cx2="http://schemas.microsoft.com/office/drawing/2015/10/21/chartex" xmlns:cx3="http://schemas.microsoft.com/office/drawing/2016/5/9/chartex" xmlns:cx4="http://schemas.microsoft.com/office/drawing/2016/5/10/chartex" xmlns:cx5="http://schemas.microsoft.com/office/drawing/2016/5/11/chartex" xmlns:cx6="http://schemas.microsoft.com/office/drawing/2016/5/12/chartex" xmlns:cx7="http://schemas.microsoft.com/office/drawing/2016/5/13/chartex" xmlns:cx8="http://schemas.microsoft.com/office/drawing/2016/5/14/chartex" xmlns:mc="http://schemas.openxmlformats.org/markup-compatibility/2006" xmlns:aink="http://schemas.microsoft.com/office/drawing/2016/ink" xmlns:am3d="http://schemas.microsoft.com/office/drawing/2017/model3d" xmlns:o="urn:schemas-microsoft-com:office:office" xmlns:oel="http://schemas.microsoft.com/office/2019/extlst" xmlns:r="http://schemas.openxmlformats.org/officeDocument/2006/relationships" xmlns:m="http://schemas.openxmlformats.org/officeDocument/2006/math" xmlns:v="urn:schemas-microsoft-com:vml" xmlns:wp14="http://schemas.microsoft.com/office/word/2010/wordprocessingDrawing" xmlns:wp="http://schemas.openxmlformats.org/drawingml/2006/wordprocessingDrawing" xmlns:w10="urn:schemas-microsoft-com:office:word" xmlns:w="http://schemas.openxmlformats.org/wordprocessingml/2006/main" xmlns:w14="http://schemas.microsoft.com/office/word/2010/wordml" xmlns:w15="http://schemas.microsoft.com/office/word/2012/wordml" xmlns:w16cex="http://schemas.microsoft.com/office/word/2018/wordml/cex" xmlns:w16cid="http://schemas.microsoft.com/office/word/2016/wordml/cid" xmlns:w16="http://schemas.microsoft.com/office/word/2018/wordml" xmlns:w16du="http://schemas.microsoft.com/office/word/2023/wordml/word16du" xmlns:w16sdtdh="http://schemas.microsoft.com/office/word/2020/wordml/sdtdatahash" xmlns:w16sdtfl="http://schemas.microsoft.com/office/word/2024/wordml/sdtformatlock" xmlns:w16se="http://schemas.microsoft.com/office/word/2015/wordml/symex" xmlns:wpg="http://schemas.microsoft.com/office/word/2010/wordprocessingGroup" xmlns:wpi="http://schemas.microsoft.com/office/word/2010/wordprocessingInk" xmlns:wne="http://schemas.microsoft.com/office/word/2006/wordml" xmlns:wps="http://schemas.microsoft.com/office/word/2010/wordprocessingShape" mc:Ignorable="w14 w15 w16se w16cid w16 w16cex w16sdtdh w16sdtfl w16du wp14">
-  <w:p>
-    <w:pPr>
-      <w:pStyle w:val="Footer"/>
       <w:rPr>
         <w:lang w:val="en-US"/>
       </w:rPr>
@@ -4834,8 +5426,16 @@
       <w:rPr>
         <w:lang w:val="en-US"/>
       </w:rPr>
-      <w:t xml:space="preserve"> Makada Hasnain Husainbhai</w:t>
+      <w:t xml:space="preserve"> Makada Hasnain </w:t>
     </w:r>
+    <w:proofErr w:type="spellStart"/>
+    <w:r>
+      <w:rPr>
+        <w:lang w:val="en-US"/>
+      </w:rPr>
+      <w:t>Husainbhai</w:t>
+    </w:r>
+    <w:proofErr w:type="spellEnd"/>
   </w:p>
   <w:p>
     <w:pPr>
@@ -4950,18 +5550,8 @@
 </w:ftr>
 </file>
 
-<file path=word/footer3.xml><?xml version="1.0" encoding="utf-8"?>
-<w:ftr xmlns:wpc="http://schemas.microsoft.com/office/word/2010/wordprocessingCanvas" xmlns:cx="http://schemas.microsoft.com/office/drawing/2014/chartex" xmlns:cx1="http://schemas.microsoft.com/office/drawing/2015/9/8/chartex" xmlns:cx2="http://schemas.microsoft.com/office/drawing/2015/10/21/chartex" xmlns:cx3="http://schemas.microsoft.com/office/drawing/2016/5/9/chartex" xmlns:cx4="http://schemas.microsoft.com/office/drawing/2016/5/10/chartex" xmlns:cx5="http://schemas.microsoft.com/office/drawing/2016/5/11/chartex" xmlns:cx6="http://schemas.microsoft.com/office/drawing/2016/5/12/chartex" xmlns:cx7="http://schemas.microsoft.com/office/drawing/2016/5/13/chartex" xmlns:cx8="http://schemas.microsoft.com/office/drawing/2016/5/14/chartex" xmlns:mc="http://schemas.openxmlformats.org/markup-compatibility/2006" xmlns:aink="http://schemas.microsoft.com/office/drawing/2016/ink" xmlns:am3d="http://schemas.microsoft.com/office/drawing/2017/model3d" xmlns:o="urn:schemas-microsoft-com:office:office" xmlns:oel="http://schemas.microsoft.com/office/2019/extlst" xmlns:r="http://schemas.openxmlformats.org/officeDocument/2006/relationships" xmlns:m="http://schemas.openxmlformats.org/officeDocument/2006/math" xmlns:v="urn:schemas-microsoft-com:vml" xmlns:wp14="http://schemas.microsoft.com/office/word/2010/wordprocessingDrawing" xmlns:wp="http://schemas.openxmlformats.org/drawingml/2006/wordprocessingDrawing" xmlns:w10="urn:schemas-microsoft-com:office:word" xmlns:w="http://schemas.openxmlformats.org/wordprocessingml/2006/main" xmlns:w14="http://schemas.microsoft.com/office/word/2010/wordml" xmlns:w15="http://schemas.microsoft.com/office/word/2012/wordml" xmlns:w16cex="http://schemas.microsoft.com/office/word/2018/wordml/cex" xmlns:w16cid="http://schemas.microsoft.com/office/word/2016/wordml/cid" xmlns:w16="http://schemas.microsoft.com/office/word/2018/wordml" xmlns:w16du="http://schemas.microsoft.com/office/word/2023/wordml/word16du" xmlns:w16sdtdh="http://schemas.microsoft.com/office/word/2020/wordml/sdtdatahash" xmlns:w16sdtfl="http://schemas.microsoft.com/office/word/2024/wordml/sdtformatlock" xmlns:w16se="http://schemas.microsoft.com/office/word/2015/wordml/symex" xmlns:wpg="http://schemas.microsoft.com/office/word/2010/wordprocessingGroup" xmlns:wpi="http://schemas.microsoft.com/office/word/2010/wordprocessingInk" xmlns:wne="http://schemas.microsoft.com/office/word/2006/wordml" xmlns:wps="http://schemas.microsoft.com/office/word/2010/wordprocessingShape" mc:Ignorable="w14 w15 w16se w16cid w16 w16cex w16sdtdh w16sdtfl w16du wp14">
-  <w:p>
-    <w:pPr>
-      <w:pStyle w:val="Footer"/>
-    </w:pPr>
-  </w:p>
-</w:ftr>
-</file>
-
 <file path=word/footnotes.xml><?xml version="1.0" encoding="utf-8"?>
-<w:footnotes xmlns:wpc="http://schemas.microsoft.com/office/word/2010/wordprocessingCanvas" xmlns:cx="http://schemas.microsoft.com/office/drawing/2014/chartex" xmlns:cx1="http://schemas.microsoft.com/office/drawing/2015/9/8/chartex" xmlns:cx2="http://schemas.microsoft.com/office/drawing/2015/10/21/chartex" xmlns:cx3="http://schemas.microsoft.com/office/drawing/2016/5/9/chartex" xmlns:cx4="http://schemas.microsoft.com/office/drawing/2016/5/10/chartex" xmlns:cx5="http://schemas.microsoft.com/office/drawing/2016/5/11/chartex" xmlns:cx6="http://schemas.microsoft.com/office/drawing/2016/5/12/chartex" xmlns:cx7="http://schemas.microsoft.com/office/drawing/2016/5/13/chartex" xmlns:cx8="http://schemas.microsoft.com/office/drawing/2016/5/14/chartex" xmlns:mc="http://schemas.openxmlformats.org/markup-compatibility/2006" xmlns:aink="http://schemas.microsoft.com/office/drawing/2016/ink" xmlns:am3d="http://schemas.microsoft.com/office/drawing/2017/model3d" xmlns:o="urn:schemas-microsoft-com:office:office" xmlns:oel="http://schemas.microsoft.com/office/2019/extlst" xmlns:r="http://schemas.openxmlformats.org/officeDocument/2006/relationships" xmlns:m="http://schemas.openxmlformats.org/officeDocument/2006/math" xmlns:v="urn:schemas-microsoft-com:vml" xmlns:wp14="http://schemas.microsoft.com/office/word/2010/wordprocessingDrawing" xmlns:wp="http://schemas.openxmlformats.org/drawingml/2006/wordprocessingDrawing" xmlns:w10="urn:schemas-microsoft-com:office:word" xmlns:w="http://schemas.openxmlformats.org/wordprocessingml/2006/main" xmlns:w14="http://schemas.microsoft.com/office/word/2010/wordml" xmlns:w15="http://schemas.microsoft.com/office/word/2012/wordml" xmlns:w16cex="http://schemas.microsoft.com/office/word/2018/wordml/cex" xmlns:w16cid="http://schemas.microsoft.com/office/word/2016/wordml/cid" xmlns:w16="http://schemas.microsoft.com/office/word/2018/wordml" xmlns:w16du="http://schemas.microsoft.com/office/word/2023/wordml/word16du" xmlns:w16sdtdh="http://schemas.microsoft.com/office/word/2020/wordml/sdtdatahash" xmlns:w16sdtfl="http://schemas.microsoft.com/office/word/2024/wordml/sdtformatlock" xmlns:w16se="http://schemas.microsoft.com/office/word/2015/wordml/symex" xmlns:wpg="http://schemas.microsoft.com/office/word/2010/wordprocessingGroup" xmlns:wpi="http://schemas.microsoft.com/office/word/2010/wordprocessingInk" xmlns:wne="http://schemas.microsoft.com/office/word/2006/wordml" xmlns:wps="http://schemas.microsoft.com/office/word/2010/wordprocessingShape" mc:Ignorable="w14 w15 w16se w16cid w16 w16cex w16sdtdh w16sdtfl w16du wp14">
+<w:footnotes xmlns:wpc="http://schemas.microsoft.com/office/word/2010/wordprocessingCanvas" xmlns:cx="http://schemas.microsoft.com/office/drawing/2014/chartex" xmlns:cx1="http://schemas.microsoft.com/office/drawing/2015/9/8/chartex" xmlns:cx2="http://schemas.microsoft.com/office/drawing/2015/10/21/chartex" xmlns:cx3="http://schemas.microsoft.com/office/drawing/2016/5/9/chartex" xmlns:cx4="http://schemas.microsoft.com/office/drawing/2016/5/10/chartex" xmlns:cx5="http://schemas.microsoft.com/office/drawing/2016/5/11/chartex" xmlns:cx6="http://schemas.microsoft.com/office/drawing/2016/5/12/chartex" xmlns:cx7="http://schemas.microsoft.com/office/drawing/2016/5/13/chartex" xmlns:cx8="http://schemas.microsoft.com/office/drawing/2016/5/14/chartex" xmlns:mc="http://schemas.openxmlformats.org/markup-compatibility/2006" xmlns:aink="http://schemas.microsoft.com/office/drawing/2016/ink" xmlns:am3d="http://schemas.microsoft.com/office/drawing/2017/model3d" xmlns:o="urn:schemas-microsoft-com:office:office" xmlns:oel="http://schemas.microsoft.com/office/2019/extlst" xmlns:r="http://schemas.openxmlformats.org/officeDocument/2006/relationships" xmlns:m="http://schemas.openxmlformats.org/officeDocument/2006/math" xmlns:v="urn:schemas-microsoft-com:vml" xmlns:wp14="http://schemas.microsoft.com/office/word/2010/wordprocessingDrawing" xmlns:wp="http://schemas.openxmlformats.org/drawingml/2006/wordprocessingDrawing" xmlns:w10="urn:schemas-microsoft-com:office:word" xmlns:w="http://schemas.openxmlformats.org/wordprocessingml/2006/main" xmlns:w14="http://schemas.microsoft.com/office/word/2010/wordml" xmlns:w15="http://schemas.microsoft.com/office/word/2012/wordml" xmlns:w16cei="http://schemas.microsoft.com/office/word/2026/wordml/cei" xmlns:w16cex="http://schemas.microsoft.com/office/word/2018/wordml/cex" xmlns:w16cid="http://schemas.microsoft.com/office/word/2016/wordml/cid" xmlns:w16="http://schemas.microsoft.com/office/word/2018/wordml" xmlns:w16du="http://schemas.microsoft.com/office/word/2023/wordml/word16du" xmlns:w16sdtdh="http://schemas.microsoft.com/office/word/2020/wordml/sdtdatahash" xmlns:w16sdtfl="http://schemas.microsoft.com/office/word/2024/wordml/sdtformatlock" xmlns:w16se="http://schemas.microsoft.com/office/word/2015/wordml/symex" xmlns:wpg="http://schemas.microsoft.com/office/word/2010/wordprocessingGroup" xmlns:wpi="http://schemas.microsoft.com/office/word/2010/wordprocessingInk" xmlns:wne="http://schemas.microsoft.com/office/word/2006/wordml" xmlns:wps="http://schemas.microsoft.com/office/word/2010/wordprocessingShape" mc:Ignorable="w14 w15 w16se w16cid w16 w16cex w16sdtdh w16sdtfl w16du wp14">
   <w:footnote w:type="separator" w:id="-1">
     <w:p>
       <w:pPr>
@@ -4986,17 +5576,7 @@
 </file>
 
 <file path=word/header1.xml><?xml version="1.0" encoding="utf-8"?>
-<w:hdr xmlns:wpc="http://schemas.microsoft.com/office/word/2010/wordprocessingCanvas" xmlns:cx="http://schemas.microsoft.com/office/drawing/2014/chartex" xmlns:cx1="http://schemas.microsoft.com/office/drawing/2015/9/8/chartex" xmlns:cx2="http://schemas.microsoft.com/office/drawing/2015/10/21/chartex" xmlns:cx3="http://schemas.microsoft.com/office/drawing/2016/5/9/chartex" xmlns:cx4="http://schemas.microsoft.com/office/drawing/2016/5/10/chartex" xmlns:cx5="http://schemas.microsoft.com/office/drawing/2016/5/11/chartex" xmlns:cx6="http://schemas.microsoft.com/office/drawing/2016/5/12/chartex" xmlns:cx7="http://schemas.microsoft.com/office/drawing/2016/5/13/chartex" xmlns:cx8="http://schemas.microsoft.com/office/drawing/2016/5/14/chartex" xmlns:mc="http://schemas.openxmlformats.org/markup-compatibility/2006" xmlns:aink="http://schemas.microsoft.com/office/drawing/2016/ink" xmlns:am3d="http://schemas.microsoft.com/office/drawing/2017/model3d" xmlns:o="urn:schemas-microsoft-com:office:office" xmlns:oel="http://schemas.microsoft.com/office/2019/extlst" xmlns:r="http://schemas.openxmlformats.org/officeDocument/2006/relationships" xmlns:m="http://schemas.openxmlformats.org/officeDocument/2006/math" xmlns:v="urn:schemas-microsoft-com:vml" xmlns:wp14="http://schemas.microsoft.com/office/word/2010/wordprocessingDrawing" xmlns:wp="http://schemas.openxmlformats.org/drawingml/2006/wordprocessingDrawing" xmlns:w10="urn:schemas-microsoft-com:office:word" xmlns:w="http://schemas.openxmlformats.org/wordprocessingml/2006/main" xmlns:w14="http://schemas.microsoft.com/office/word/2010/wordml" xmlns:w15="http://schemas.microsoft.com/office/word/2012/wordml" xmlns:w16cex="http://schemas.microsoft.com/office/word/2018/wordml/cex" xmlns:w16cid="http://schemas.microsoft.com/office/word/2016/wordml/cid" xmlns:w16="http://schemas.microsoft.com/office/word/2018/wordml" xmlns:w16du="http://schemas.microsoft.com/office/word/2023/wordml/word16du" xmlns:w16sdtdh="http://schemas.microsoft.com/office/word/2020/wordml/sdtdatahash" xmlns:w16sdtfl="http://schemas.microsoft.com/office/word/2024/wordml/sdtformatlock" xmlns:w16se="http://schemas.microsoft.com/office/word/2015/wordml/symex" xmlns:wpg="http://schemas.microsoft.com/office/word/2010/wordprocessingGroup" xmlns:wpi="http://schemas.microsoft.com/office/word/2010/wordprocessingInk" xmlns:wne="http://schemas.microsoft.com/office/word/2006/wordml" xmlns:wps="http://schemas.microsoft.com/office/word/2010/wordprocessingShape" mc:Ignorable="w14 w15 w16se w16cid w16 w16cex w16sdtdh w16sdtfl w16du wp14">
-  <w:p>
-    <w:pPr>
-      <w:pStyle w:val="Header"/>
-    </w:pPr>
-  </w:p>
-</w:hdr>
-</file>
-
-<file path=word/header2.xml><?xml version="1.0" encoding="utf-8"?>
-<w:hdr xmlns:wpc="http://schemas.microsoft.com/office/word/2010/wordprocessingCanvas" xmlns:cx="http://schemas.microsoft.com/office/drawing/2014/chartex" xmlns:cx1="http://schemas.microsoft.com/office/drawing/2015/9/8/chartex" xmlns:cx2="http://schemas.microsoft.com/office/drawing/2015/10/21/chartex" xmlns:cx3="http://schemas.microsoft.com/office/drawing/2016/5/9/chartex" xmlns:cx4="http://schemas.microsoft.com/office/drawing/2016/5/10/chartex" xmlns:cx5="http://schemas.microsoft.com/office/drawing/2016/5/11/chartex" xmlns:cx6="http://schemas.microsoft.com/office/drawing/2016/5/12/chartex" xmlns:cx7="http://schemas.microsoft.com/office/drawing/2016/5/13/chartex" xmlns:cx8="http://schemas.microsoft.com/office/drawing/2016/5/14/chartex" xmlns:mc="http://schemas.openxmlformats.org/markup-compatibility/2006" xmlns:aink="http://schemas.microsoft.com/office/drawing/2016/ink" xmlns:am3d="http://schemas.microsoft.com/office/drawing/2017/model3d" xmlns:o="urn:schemas-microsoft-com:office:office" xmlns:oel="http://schemas.microsoft.com/office/2019/extlst" xmlns:r="http://schemas.openxmlformats.org/officeDocument/2006/relationships" xmlns:m="http://schemas.openxmlformats.org/officeDocument/2006/math" xmlns:v="urn:schemas-microsoft-com:vml" xmlns:wp14="http://schemas.microsoft.com/office/word/2010/wordprocessingDrawing" xmlns:wp="http://schemas.openxmlformats.org/drawingml/2006/wordprocessingDrawing" xmlns:w10="urn:schemas-microsoft-com:office:word" xmlns:w="http://schemas.openxmlformats.org/wordprocessingml/2006/main" xmlns:w14="http://schemas.microsoft.com/office/word/2010/wordml" xmlns:w15="http://schemas.microsoft.com/office/word/2012/wordml" xmlns:w16cex="http://schemas.microsoft.com/office/word/2018/wordml/cex" xmlns:w16cid="http://schemas.microsoft.com/office/word/2016/wordml/cid" xmlns:w16="http://schemas.microsoft.com/office/word/2018/wordml" xmlns:w16du="http://schemas.microsoft.com/office/word/2023/wordml/word16du" xmlns:w16sdtdh="http://schemas.microsoft.com/office/word/2020/wordml/sdtdatahash" xmlns:w16sdtfl="http://schemas.microsoft.com/office/word/2024/wordml/sdtformatlock" xmlns:w16se="http://schemas.microsoft.com/office/word/2015/wordml/symex" xmlns:wpg="http://schemas.microsoft.com/office/word/2010/wordprocessingGroup" xmlns:wpi="http://schemas.microsoft.com/office/word/2010/wordprocessingInk" xmlns:wne="http://schemas.microsoft.com/office/word/2006/wordml" xmlns:wps="http://schemas.microsoft.com/office/word/2010/wordprocessingShape" mc:Ignorable="w14 w15 w16se w16cid w16 w16cex w16sdtdh w16sdtfl w16du wp14">
+<w:hdr xmlns:wpc="http://schemas.microsoft.com/office/word/2010/wordprocessingCanvas" xmlns:cx="http://schemas.microsoft.com/office/drawing/2014/chartex" xmlns:cx1="http://schemas.microsoft.com/office/drawing/2015/9/8/chartex" xmlns:cx2="http://schemas.microsoft.com/office/drawing/2015/10/21/chartex" xmlns:cx3="http://schemas.microsoft.com/office/drawing/2016/5/9/chartex" xmlns:cx4="http://schemas.microsoft.com/office/drawing/2016/5/10/chartex" xmlns:cx5="http://schemas.microsoft.com/office/drawing/2016/5/11/chartex" xmlns:cx6="http://schemas.microsoft.com/office/drawing/2016/5/12/chartex" xmlns:cx7="http://schemas.microsoft.com/office/drawing/2016/5/13/chartex" xmlns:cx8="http://schemas.microsoft.com/office/drawing/2016/5/14/chartex" xmlns:mc="http://schemas.openxmlformats.org/markup-compatibility/2006" xmlns:aink="http://schemas.microsoft.com/office/drawing/2016/ink" xmlns:am3d="http://schemas.microsoft.com/office/drawing/2017/model3d" xmlns:o="urn:schemas-microsoft-com:office:office" xmlns:oel="http://schemas.microsoft.com/office/2019/extlst" xmlns:r="http://schemas.openxmlformats.org/officeDocument/2006/relationships" xmlns:m="http://schemas.openxmlformats.org/officeDocument/2006/math" xmlns:v="urn:schemas-microsoft-com:vml" xmlns:wp14="http://schemas.microsoft.com/office/word/2010/wordprocessingDrawing" xmlns:wp="http://schemas.openxmlformats.org/drawingml/2006/wordprocessingDrawing" xmlns:w10="urn:schemas-microsoft-com:office:word" xmlns:w="http://schemas.openxmlformats.org/wordprocessingml/2006/main" xmlns:w14="http://schemas.microsoft.com/office/word/2010/wordml" xmlns:w15="http://schemas.microsoft.com/office/word/2012/wordml" xmlns:w16cei="http://schemas.microsoft.com/office/word/2026/wordml/cei" xmlns:w16cex="http://schemas.microsoft.com/office/word/2018/wordml/cex" xmlns:w16cid="http://schemas.microsoft.com/office/word/2016/wordml/cid" xmlns:w16="http://schemas.microsoft.com/office/word/2018/wordml" xmlns:w16du="http://schemas.microsoft.com/office/word/2023/wordml/word16du" xmlns:w16sdtdh="http://schemas.microsoft.com/office/word/2020/wordml/sdtdatahash" xmlns:w16sdtfl="http://schemas.microsoft.com/office/word/2024/wordml/sdtformatlock" xmlns:w16se="http://schemas.microsoft.com/office/word/2015/wordml/symex" xmlns:wpg="http://schemas.microsoft.com/office/word/2010/wordprocessingGroup" xmlns:wpi="http://schemas.microsoft.com/office/word/2010/wordprocessingInk" xmlns:wne="http://schemas.microsoft.com/office/word/2006/wordml" xmlns:wps="http://schemas.microsoft.com/office/word/2010/wordprocessingShape" mc:Ignorable="w14 w15 w16se w16cid w16 w16cex w16sdtdh w16sdtfl w16du wp14">
   <w:p>
     <w:pPr>
       <w:pStyle w:val="Header"/>
@@ -5075,7 +5655,7 @@
         <w:rFonts w:ascii="Times New Roman" w:hAnsi="Times New Roman"/>
         <w:b/>
       </w:rPr>
-      <w:t>7</w:t>
+      <w:t>6</w:t>
     </w:r>
     <w:r>
       <w:rPr>
@@ -5132,18 +5712,8 @@
 </w:hdr>
 </file>
 
-<file path=word/header3.xml><?xml version="1.0" encoding="utf-8"?>
-<w:hdr xmlns:wpc="http://schemas.microsoft.com/office/word/2010/wordprocessingCanvas" xmlns:cx="http://schemas.microsoft.com/office/drawing/2014/chartex" xmlns:cx1="http://schemas.microsoft.com/office/drawing/2015/9/8/chartex" xmlns:cx2="http://schemas.microsoft.com/office/drawing/2015/10/21/chartex" xmlns:cx3="http://schemas.microsoft.com/office/drawing/2016/5/9/chartex" xmlns:cx4="http://schemas.microsoft.com/office/drawing/2016/5/10/chartex" xmlns:cx5="http://schemas.microsoft.com/office/drawing/2016/5/11/chartex" xmlns:cx6="http://schemas.microsoft.com/office/drawing/2016/5/12/chartex" xmlns:cx7="http://schemas.microsoft.com/office/drawing/2016/5/13/chartex" xmlns:cx8="http://schemas.microsoft.com/office/drawing/2016/5/14/chartex" xmlns:mc="http://schemas.openxmlformats.org/markup-compatibility/2006" xmlns:aink="http://schemas.microsoft.com/office/drawing/2016/ink" xmlns:am3d="http://schemas.microsoft.com/office/drawing/2017/model3d" xmlns:o="urn:schemas-microsoft-com:office:office" xmlns:oel="http://schemas.microsoft.com/office/2019/extlst" xmlns:r="http://schemas.openxmlformats.org/officeDocument/2006/relationships" xmlns:m="http://schemas.openxmlformats.org/officeDocument/2006/math" xmlns:v="urn:schemas-microsoft-com:vml" xmlns:wp14="http://schemas.microsoft.com/office/word/2010/wordprocessingDrawing" xmlns:wp="http://schemas.openxmlformats.org/drawingml/2006/wordprocessingDrawing" xmlns:w10="urn:schemas-microsoft-com:office:word" xmlns:w="http://schemas.openxmlformats.org/wordprocessingml/2006/main" xmlns:w14="http://schemas.microsoft.com/office/word/2010/wordml" xmlns:w15="http://schemas.microsoft.com/office/word/2012/wordml" xmlns:w16cex="http://schemas.microsoft.com/office/word/2018/wordml/cex" xmlns:w16cid="http://schemas.microsoft.com/office/word/2016/wordml/cid" xmlns:w16="http://schemas.microsoft.com/office/word/2018/wordml" xmlns:w16du="http://schemas.microsoft.com/office/word/2023/wordml/word16du" xmlns:w16sdtdh="http://schemas.microsoft.com/office/word/2020/wordml/sdtdatahash" xmlns:w16sdtfl="http://schemas.microsoft.com/office/word/2024/wordml/sdtformatlock" xmlns:w16se="http://schemas.microsoft.com/office/word/2015/wordml/symex" xmlns:wpg="http://schemas.microsoft.com/office/word/2010/wordprocessingGroup" xmlns:wpi="http://schemas.microsoft.com/office/word/2010/wordprocessingInk" xmlns:wne="http://schemas.microsoft.com/office/word/2006/wordml" xmlns:wps="http://schemas.microsoft.com/office/word/2010/wordprocessingShape" mc:Ignorable="w14 w15 w16se w16cid w16 w16cex w16sdtdh w16sdtfl w16du wp14">
-  <w:p>
-    <w:pPr>
-      <w:pStyle w:val="Header"/>
-    </w:pPr>
-  </w:p>
-</w:hdr>
-</file>
-
 <file path=word/numbering.xml><?xml version="1.0" encoding="utf-8"?>
-<w:numbering xmlns:wpc="http://schemas.microsoft.com/office/word/2010/wordprocessingCanvas" xmlns:cx="http://schemas.microsoft.com/office/drawing/2014/chartex" xmlns:cx1="http://schemas.microsoft.com/office/drawing/2015/9/8/chartex" xmlns:cx2="http://schemas.microsoft.com/office/drawing/2015/10/21/chartex" xmlns:cx3="http://schemas.microsoft.com/office/drawing/2016/5/9/chartex" xmlns:cx4="http://schemas.microsoft.com/office/drawing/2016/5/10/chartex" xmlns:cx5="http://schemas.microsoft.com/office/drawing/2016/5/11/chartex" xmlns:cx6="http://schemas.microsoft.com/office/drawing/2016/5/12/chartex" xmlns:cx7="http://schemas.microsoft.com/office/drawing/2016/5/13/chartex" xmlns:cx8="http://schemas.microsoft.com/office/drawing/2016/5/14/chartex" xmlns:mc="http://schemas.openxmlformats.org/markup-compatibility/2006" xmlns:aink="http://schemas.microsoft.com/office/drawing/2016/ink" xmlns:am3d="http://schemas.microsoft.com/office/drawing/2017/model3d" xmlns:o="urn:schemas-microsoft-com:office:office" xmlns:oel="http://schemas.microsoft.com/office/2019/extlst" xmlns:r="http://schemas.openxmlformats.org/officeDocument/2006/relationships" xmlns:m="http://schemas.openxmlformats.org/officeDocument/2006/math" xmlns:v="urn:schemas-microsoft-com:vml" xmlns:wp14="http://schemas.microsoft.com/office/word/2010/wordprocessingDrawing" xmlns:wp="http://schemas.openxmlformats.org/drawingml/2006/wordprocessingDrawing" xmlns:w10="urn:schemas-microsoft-com:office:word" xmlns:w="http://schemas.openxmlformats.org/wordprocessingml/2006/main" xmlns:w14="http://schemas.microsoft.com/office/word/2010/wordml" xmlns:w15="http://schemas.microsoft.com/office/word/2012/wordml" xmlns:w16cex="http://schemas.microsoft.com/office/word/2018/wordml/cex" xmlns:w16cid="http://schemas.microsoft.com/office/word/2016/wordml/cid" xmlns:w16="http://schemas.microsoft.com/office/word/2018/wordml" xmlns:w16du="http://schemas.microsoft.com/office/word/2023/wordml/word16du" xmlns:w16sdtdh="http://schemas.microsoft.com/office/word/2020/wordml/sdtdatahash" xmlns:w16sdtfl="http://schemas.microsoft.com/office/word/2024/wordml/sdtformatlock" xmlns:w16se="http://schemas.microsoft.com/office/word/2015/wordml/symex" xmlns:wpg="http://schemas.microsoft.com/office/word/2010/wordprocessingGroup" xmlns:wpi="http://schemas.microsoft.com/office/word/2010/wordprocessingInk" xmlns:wne="http://schemas.microsoft.com/office/word/2006/wordml" xmlns:wps="http://schemas.microsoft.com/office/word/2010/wordprocessingShape" mc:Ignorable="w14 w15 w16se w16cid w16 w16cex w16sdtdh w16sdtfl w16du wp14">
+<w:numbering xmlns:wpc="http://schemas.microsoft.com/office/word/2010/wordprocessingCanvas" xmlns:cx="http://schemas.microsoft.com/office/drawing/2014/chartex" xmlns:cx1="http://schemas.microsoft.com/office/drawing/2015/9/8/chartex" xmlns:cx2="http://schemas.microsoft.com/office/drawing/2015/10/21/chartex" xmlns:cx3="http://schemas.microsoft.com/office/drawing/2016/5/9/chartex" xmlns:cx4="http://schemas.microsoft.com/office/drawing/2016/5/10/chartex" xmlns:cx5="http://schemas.microsoft.com/office/drawing/2016/5/11/chartex" xmlns:cx6="http://schemas.microsoft.com/office/drawing/2016/5/12/chartex" xmlns:cx7="http://schemas.microsoft.com/office/drawing/2016/5/13/chartex" xmlns:cx8="http://schemas.microsoft.com/office/drawing/2016/5/14/chartex" xmlns:mc="http://schemas.openxmlformats.org/markup-compatibility/2006" xmlns:aink="http://schemas.microsoft.com/office/drawing/2016/ink" xmlns:am3d="http://schemas.microsoft.com/office/drawing/2017/model3d" xmlns:o="urn:schemas-microsoft-com:office:office" xmlns:oel="http://schemas.microsoft.com/office/2019/extlst" xmlns:r="http://schemas.openxmlformats.org/officeDocument/2006/relationships" xmlns:m="http://schemas.openxmlformats.org/officeDocument/2006/math" xmlns:v="urn:schemas-microsoft-com:vml" xmlns:wp14="http://schemas.microsoft.com/office/word/2010/wordprocessingDrawing" xmlns:wp="http://schemas.openxmlformats.org/drawingml/2006/wordprocessingDrawing" xmlns:w10="urn:schemas-microsoft-com:office:word" xmlns:w="http://schemas.openxmlformats.org/wordprocessingml/2006/main" xmlns:w14="http://schemas.microsoft.com/office/word/2010/wordml" xmlns:w15="http://schemas.microsoft.com/office/word/2012/wordml" xmlns:w16cei="http://schemas.microsoft.com/office/word/2026/wordml/cei" xmlns:w16cex="http://schemas.microsoft.com/office/word/2018/wordml/cex" xmlns:w16cid="http://schemas.microsoft.com/office/word/2016/wordml/cid" xmlns:w16="http://schemas.microsoft.com/office/word/2018/wordml" xmlns:w16du="http://schemas.microsoft.com/office/word/2023/wordml/word16du" xmlns:w16sdtdh="http://schemas.microsoft.com/office/word/2020/wordml/sdtdatahash" xmlns:w16sdtfl="http://schemas.microsoft.com/office/word/2024/wordml/sdtformatlock" xmlns:w16se="http://schemas.microsoft.com/office/word/2015/wordml/symex" xmlns:wpg="http://schemas.microsoft.com/office/word/2010/wordprocessingGroup" xmlns:wpi="http://schemas.microsoft.com/office/word/2010/wordprocessingInk" xmlns:wne="http://schemas.microsoft.com/office/word/2006/wordml" xmlns:wps="http://schemas.microsoft.com/office/word/2010/wordprocessingShape" mc:Ignorable="w14 w15 w16se w16cid w16 w16cex w16sdtdh w16sdtfl w16du wp14">
   <w:abstractNum w:abstractNumId="0" w15:restartNumberingAfterBreak="0">
     <w:nsid w:val="001B3211"/>
     <w:multiLevelType w:val="hybridMultilevel"/>
